--- a/data/DOC_TEMPLATE/Cancellation of bail applications.docx
+++ b/data/DOC_TEMPLATE/Cancellation of bail applications.docx
@@ -4,7 +4,8 @@
   <w:body>
     <w:p>
       <w:pPr>
-        <w:spacing w:after="240" w:before="240" w:lineRule="auto"/>
+        <w:spacing w:after="60" w:before="0" w:lineRule="auto" w:line="312"/>
+        <w:jc w:val="both"/>
         <w:rPr>
           <w:b w:val="1"/>
           <w:bCs w:val="1"/>
@@ -14,44 +15,235 @@
       </w:pPr>
       <w:r>
         <w:rPr>
+          <w:rFonts w:ascii="Times New Roman" w:hAnsi="Times New Roman"/>
+          <w:b w:val="0"/>
+          <w:bCs w:val="1"/>
+          <w:i w:val="0"/>
+          <w:color w:val="000000"/>
+          <w:sz w:val="22"/>
+          <w:szCs w:val="32"/>
+          <w:u w:val="none"/>
+          <w:rtl w:val="0"/>
+        </w:rPr>
+        <w:t xml:space="preserve">IN THE {NAME OF HIGH COURT} AT {CITY}.</w:t>
+      </w:r>
+    </w:p>
+    <w:p>
+      <w:pPr>
+        <w:spacing w:after="60" w:before="0" w:lineRule="auto" w:line="312"/>
+        <w:ind w:firstLine="360"/>
+        <w:jc w:val="both"/>
+        <w:rPr/>
+      </w:pPr>
+      <w:r>
+        <w:rPr>
+          <w:rFonts w:ascii="Times New Roman" w:hAnsi="Times New Roman"/>
+          <w:b w:val="0"/>
+          <w:i w:val="0"/>
+          <w:color w:val="000000"/>
+          <w:sz w:val="22"/>
+          <w:u w:val="none"/>
+          <w:rtl w:val="0"/>
+        </w:rPr>
+        <w:t xml:space="preserve">Crl. Misc. No. ________ of </w:t>
+      </w:r>
+      <w:r>
+        <w:rPr>
+          <w:rFonts w:ascii="Times New Roman" w:hAnsi="Times New Roman"/>
+          <w:b w:val="0"/>
+          <w:bCs w:val="1"/>
+          <w:i w:val="0"/>
+          <w:color w:val="000000"/>
+          <w:sz w:val="22"/>
+          <w:u w:val="none"/>
+          <w:rtl w:val="0"/>
+        </w:rPr>
+        <w:t xml:space="preserve">{YEAR}</w:t>
+      </w:r>
+      <w:r>
+        <w:rPr>
+          <w:rFonts w:ascii="Times New Roman" w:hAnsi="Times New Roman"/>
+          <w:b w:val="0"/>
+          <w:i w:val="0"/>
+          <w:color w:val="000000"/>
+          <w:sz w:val="22"/>
+          <w:u w:val="none"/>
+          <w:rtl w:val="0"/>
+        </w:rPr>
+        <w:t xml:space="preserve">.</w:t>
+      </w:r>
+    </w:p>
+    <w:p>
+      <w:pPr>
+        <w:spacing w:after="60" w:before="0" w:lineRule="auto" w:line="312"/>
+        <w:jc w:val="both"/>
+        <w:rPr>
           <w:b w:val="1"/>
           <w:bCs w:val="1"/>
-          <w:sz w:val="32"/>
-          <w:szCs w:val="32"/>
-          <w:rtl w:val="0"/>
-        </w:rPr>
-        <w:t xml:space="preserve">IN THE {NAME OF HIGH COURT} AT {CITY}.</w:t>
-      </w:r>
-    </w:p>
-    <w:p>
-      <w:pPr>
-        <w:spacing w:after="240" w:before="240" w:lineRule="auto"/>
-        <w:rPr/>
-      </w:pPr>
-      <w:r>
-        <w:rPr>
-          <w:rtl w:val="0"/>
-        </w:rPr>
-        <w:t xml:space="preserve">Crl. Misc. No. ________ of </w:t>
-      </w:r>
-      <w:r>
+        </w:rPr>
+      </w:pPr>
+      <w:r>
+        <w:rPr>
+          <w:rFonts w:ascii="Times New Roman" w:hAnsi="Times New Roman"/>
+          <w:b/>
+          <w:bCs w:val="1"/>
+          <w:i w:val="0"/>
+          <w:color w:val="000000"/>
+          <w:sz w:val="22"/>
+          <w:u w:val="none"/>
+          <w:rtl w:val="0"/>
+        </w:rPr>
+        <w:t xml:space="preserve">{NAME OF APPLICANT/COMPLAINANT/VICTIM}</w:t>
+      </w:r>
+      <w:r>
+        <w:rPr>
+          <w:rFonts w:ascii="Times New Roman" w:hAnsi="Times New Roman"/>
+          <w:b/>
+          <w:i w:val="0"/>
+          <w:color w:val="000000"/>
+          <w:sz w:val="22"/>
+          <w:u w:val="none"/>
+          <w:rtl w:val="0"/>
+        </w:rPr>
+        <w:t xml:space="preserve"> S/O, D/O, W/O </w:t>
+      </w:r>
+      <w:r>
+        <w:rPr>
+          <w:rFonts w:ascii="Times New Roman" w:hAnsi="Times New Roman"/>
+          <w:b/>
+          <w:bCs w:val="1"/>
+          <w:i w:val="0"/>
+          <w:color w:val="000000"/>
+          <w:sz w:val="22"/>
+          <w:u w:val="none"/>
+          <w:rtl w:val="0"/>
+        </w:rPr>
+        <w:t xml:space="preserve">{FATHER/HUSBAND'S NAME},</w:t>
+      </w:r>
+    </w:p>
+    <w:p>
+      <w:pPr>
+        <w:spacing w:after="60" w:before="0" w:lineRule="auto" w:line="312"/>
+        <w:ind w:firstLine="360"/>
+        <w:jc w:val="both"/>
+        <w:rPr/>
+      </w:pPr>
+      <w:r>
+        <w:rPr>
+          <w:rFonts w:ascii="Times New Roman" w:hAnsi="Times New Roman"/>
+          <w:b w:val="0"/>
+          <w:i w:val="0"/>
+          <w:color w:val="000000"/>
+          <w:sz w:val="22"/>
+          <w:u w:val="none"/>
+          <w:rtl w:val="0"/>
+        </w:rPr>
+        <w:t xml:space="preserve">Resident of </w:t>
+      </w:r>
+      <w:r>
+        <w:rPr>
+          <w:rFonts w:ascii="Times New Roman" w:hAnsi="Times New Roman"/>
+          <w:b w:val="0"/>
+          <w:bCs w:val="1"/>
+          <w:i w:val="0"/>
+          <w:color w:val="000000"/>
+          <w:sz w:val="22"/>
+          <w:u w:val="none"/>
+          <w:rtl w:val="0"/>
+        </w:rPr>
+        <w:t xml:space="preserve">{FULL ADDRESS}</w:t>
+      </w:r>
+      <w:r>
+        <w:rPr>
+          <w:rFonts w:ascii="Times New Roman" w:hAnsi="Times New Roman"/>
+          <w:b w:val="0"/>
+          <w:i w:val="0"/>
+          <w:color w:val="000000"/>
+          <w:sz w:val="22"/>
+          <w:u w:val="none"/>
+          <w:rtl w:val="0"/>
+        </w:rPr>
+        <w:t xml:space="preserve">, Tehsil </w:t>
+      </w:r>
+      <w:r>
+        <w:rPr>
+          <w:rFonts w:ascii="Times New Roman" w:hAnsi="Times New Roman"/>
+          <w:b w:val="0"/>
+          <w:bCs w:val="1"/>
+          <w:i w:val="0"/>
+          <w:color w:val="000000"/>
+          <w:sz w:val="22"/>
+          <w:u w:val="none"/>
+          <w:rtl w:val="0"/>
+        </w:rPr>
+        <w:t xml:space="preserve">{TEHSIL}</w:t>
+      </w:r>
+      <w:r>
+        <w:rPr>
+          <w:rFonts w:ascii="Times New Roman" w:hAnsi="Times New Roman"/>
+          <w:b w:val="0"/>
+          <w:i w:val="0"/>
+          <w:color w:val="000000"/>
+          <w:sz w:val="22"/>
+          <w:u w:val="none"/>
+          <w:rtl w:val="0"/>
+        </w:rPr>
+        <w:t xml:space="preserve">, District </w:t>
+      </w:r>
+      <w:r>
+        <w:rPr>
+          <w:rFonts w:ascii="Times New Roman" w:hAnsi="Times New Roman"/>
+          <w:b w:val="0"/>
+          <w:bCs w:val="1"/>
+          <w:i w:val="0"/>
+          <w:color w:val="000000"/>
+          <w:sz w:val="22"/>
+          <w:u w:val="none"/>
+          <w:rtl w:val="0"/>
+        </w:rPr>
+        <w:t xml:space="preserve">{DISTRICT}</w:t>
+      </w:r>
+      <w:r>
+        <w:rPr>
+          <w:rFonts w:ascii="Times New Roman" w:hAnsi="Times New Roman"/>
+          <w:b w:val="0"/>
+          <w:i w:val="0"/>
+          <w:color w:val="000000"/>
+          <w:sz w:val="22"/>
+          <w:u w:val="none"/>
+          <w:rtl w:val="0"/>
+        </w:rPr>
+        <w:t xml:space="preserve">.</w:t>
+      </w:r>
+    </w:p>
+    <w:p>
+      <w:pPr>
+        <w:spacing w:after="60" w:before="0" w:lineRule="auto" w:line="312"/>
+        <w:jc w:val="both"/>
         <w:rPr>
           <w:b w:val="1"/>
           <w:bCs w:val="1"/>
-          <w:rtl w:val="0"/>
-        </w:rPr>
-        <w:t xml:space="preserve">{YEAR}</w:t>
-      </w:r>
-      <w:r>
-        <w:rPr>
-          <w:rtl w:val="0"/>
-        </w:rPr>
-        <w:t xml:space="preserve">.</w:t>
-      </w:r>
-    </w:p>
-    <w:p>
-      <w:pPr>
-        <w:spacing w:after="240" w:before="240" w:lineRule="auto"/>
+        </w:rPr>
+      </w:pPr>
+      <w:r>
+        <w:rPr>
+          <w:rFonts w:ascii="Times New Roman" w:hAnsi="Times New Roman"/>
+          <w:b/>
+          <w:bCs w:val="1"/>
+          <w:i w:val="0"/>
+          <w:color w:val="000000"/>
+          <w:sz w:val="22"/>
+          <w:u w:val="none"/>
+          <w:rtl w:val="0"/>
+        </w:rPr>
+        <w:t xml:space="preserve">…APPLICANT/PETITIONER</w:t>
+      </w:r>
+    </w:p>
+    <w:p>
+      <w:pPr>
+        <w:spacing w:after="60" w:before="0" w:lineRule="auto" w:line="312"/>
+        <w:ind w:firstLine="360"/>
+        <w:jc w:val="both"/>
         <w:rPr>
           <w:b w:val="1"/>
           <w:bCs w:val="1"/>
@@ -59,84 +251,1038 @@
       </w:pPr>
       <w:r>
         <w:rPr>
+          <w:rFonts w:ascii="Times New Roman" w:hAnsi="Times New Roman"/>
+          <w:b w:val="0"/>
+          <w:bCs w:val="1"/>
+          <w:i w:val="0"/>
+          <w:color w:val="000000"/>
+          <w:sz w:val="22"/>
+          <w:u w:val="none"/>
+          <w:rtl w:val="0"/>
+        </w:rPr>
+        <w:t xml:space="preserve">VERSUS</w:t>
+      </w:r>
+    </w:p>
+    <w:p>
+      <w:pPr>
+        <w:spacing w:after="60" w:before="0" w:lineRule="auto" w:line="312"/>
+        <w:ind w:firstLine="360"/>
+        <w:jc w:val="both"/>
+        <w:rPr/>
+      </w:pPr>
+      <w:r>
+        <w:rPr>
+          <w:rFonts w:ascii="Times New Roman" w:hAnsi="Times New Roman"/>
+          <w:b w:val="0"/>
+          <w:i w:val="0"/>
+          <w:color w:val="000000"/>
+          <w:sz w:val="22"/>
+          <w:u w:val="none"/>
+          <w:rtl w:val="0"/>
+        </w:rPr>
+        <w:t xml:space="preserve">The State (through {NAME OF PROSECUTOR/LEGAL OFFICIAL}).</w:t>
+      </w:r>
+    </w:p>
+    <w:p>
+      <w:pPr>
+        <w:spacing w:after="60" w:before="0" w:lineRule="auto" w:line="312"/>
+        <w:ind w:firstLine="360"/>
+        <w:jc w:val="both"/>
+        <w:rPr/>
+      </w:pPr>
+      <w:r>
+        <w:rPr>
+          <w:rFonts w:ascii="Times New Roman" w:hAnsi="Times New Roman"/>
+          <w:b w:val="0"/>
+          <w:i w:val="0"/>
+          <w:color w:val="000000"/>
+          <w:sz w:val="22"/>
+          <w:u w:val="none"/>
+          <w:rtl w:val="0"/>
+        </w:rPr>
+        <w:t xml:space="preserve">{NAME OF ACCUSED 1} S/O, D/O, W/O {FATHER/HUSBAND'S NAME},</w:t>
+      </w:r>
+    </w:p>
+    <w:p>
+      <w:pPr>
+        <w:spacing w:after="60" w:before="0" w:lineRule="auto" w:line="312"/>
+        <w:ind w:firstLine="360"/>
+        <w:jc w:val="both"/>
+        <w:rPr/>
+      </w:pPr>
+      <w:r>
+        <w:rPr>
+          <w:rFonts w:ascii="Times New Roman" w:hAnsi="Times New Roman"/>
+          <w:b w:val="0"/>
+          <w:i w:val="0"/>
+          <w:color w:val="000000"/>
+          <w:sz w:val="22"/>
+          <w:u w:val="none"/>
+          <w:rtl w:val="0"/>
+        </w:rPr>
+        <w:t xml:space="preserve">{NAME OF ACCUSED 2} S/O, D/O, W/O {FATHER/HUSBAND'S NAME},</w:t>
+      </w:r>
+    </w:p>
+    <w:p>
+      <w:pPr>
+        <w:spacing w:after="60" w:before="0" w:lineRule="auto" w:line="312"/>
+        <w:ind w:firstLine="360"/>
+        <w:jc w:val="both"/>
+        <w:rPr/>
+      </w:pPr>
+      <w:r>
+        <w:rPr>
+          <w:rFonts w:ascii="Times New Roman" w:hAnsi="Times New Roman"/>
+          <w:b w:val="0"/>
+          <w:i w:val="0"/>
+          <w:color w:val="000000"/>
+          <w:sz w:val="22"/>
+          <w:u w:val="none"/>
+          <w:rtl w:val="0"/>
+        </w:rPr>
+        <w:t xml:space="preserve">{ADD MORE ACCUSED AS: Accused No. 3, 4, etc. IF APPLICABLE}</w:t>
+      </w:r>
+    </w:p>
+    <w:p>
+      <w:pPr>
+        <w:spacing w:after="60" w:before="0" w:lineRule="auto" w:line="312"/>
+        <w:ind w:firstLine="360"/>
+        <w:jc w:val="both"/>
+        <w:rPr>
           <w:b w:val="1"/>
           <w:bCs w:val="1"/>
-          <w:rtl w:val="0"/>
-        </w:rPr>
-        <w:t xml:space="preserve">{NAME OF APPLICANT/COMPLAINANT/VICTIM}</w:t>
-      </w:r>
-      <w:r>
-        <w:rPr>
-          <w:rtl w:val="0"/>
-        </w:rPr>
-        <w:t xml:space="preserve"> S/O, D/O, W/O </w:t>
-      </w:r>
-      <w:r>
+        </w:rPr>
+      </w:pPr>
+      <w:r>
+        <w:rPr>
+          <w:rFonts w:ascii="Times New Roman" w:hAnsi="Times New Roman"/>
+          <w:b w:val="0"/>
+          <w:i w:val="0"/>
+          <w:color w:val="000000"/>
+          <w:sz w:val="22"/>
+          <w:u w:val="none"/>
+          <w:rtl w:val="0"/>
+        </w:rPr>
+        <w:t xml:space="preserve">All Residents of </w:t>
+      </w:r>
+      <w:r>
+        <w:rPr>
+          <w:rFonts w:ascii="Times New Roman" w:hAnsi="Times New Roman"/>
+          <w:b w:val="0"/>
+          <w:bCs w:val="1"/>
+          <w:i w:val="0"/>
+          <w:color w:val="000000"/>
+          <w:sz w:val="22"/>
+          <w:u w:val="none"/>
+          <w:rtl w:val="0"/>
+        </w:rPr>
+        <w:t xml:space="preserve">{ADDRESS OF ACCUSED(S)}.</w:t>
+      </w:r>
+    </w:p>
+    <w:p>
+      <w:pPr>
+        <w:spacing w:after="60" w:before="0" w:lineRule="auto" w:line="312"/>
+        <w:ind w:firstLine="360"/>
+        <w:jc w:val="both"/>
         <w:rPr>
           <w:b w:val="1"/>
           <w:bCs w:val="1"/>
-          <w:rtl w:val="0"/>
-        </w:rPr>
-        <w:t xml:space="preserve">{FATHER/HUSBAND'S NAME},</w:t>
-      </w:r>
-    </w:p>
-    <w:p>
-      <w:pPr>
-        <w:spacing w:after="240" w:before="240" w:lineRule="auto"/>
-        <w:rPr/>
-      </w:pPr>
-      <w:r>
-        <w:rPr>
-          <w:rtl w:val="0"/>
-        </w:rPr>
-        <w:t xml:space="preserve">Resident of </w:t>
-      </w:r>
-      <w:r>
+        </w:rPr>
+      </w:pPr>
+      <w:r>
+        <w:rPr>
+          <w:rFonts w:ascii="Times New Roman" w:hAnsi="Times New Roman"/>
+          <w:b/>
+          <w:bCs w:val="1"/>
+          <w:i w:val="0"/>
+          <w:color w:val="000000"/>
+          <w:sz w:val="22"/>
+          <w:u w:val="none"/>
+          <w:rtl w:val="0"/>
+        </w:rPr>
+        <w:t xml:space="preserve">…RESPONDENTS</w:t>
+      </w:r>
+    </w:p>
+    <w:p>
+      <w:pPr>
+        <w:spacing w:after="60" w:before="0" w:lineRule="auto" w:line="312"/>
+        <w:ind w:firstLine="360"/>
+        <w:jc w:val="both"/>
+        <w:rPr/>
+      </w:pPr>
+      <w:r>
+        <w:rPr>
+          <w:rFonts w:ascii="Times New Roman" w:hAnsi="Times New Roman"/>
+          <w:b/>
+          <w:i w:val="0"/>
+          <w:color w:val="000000"/>
+          <w:sz w:val="22"/>
+          <w:u w:val="none"/>
+          <w:rtl w:val="0"/>
+        </w:rPr>
+        <w:t xml:space="preserve">PETITION UNDER SECTION 497(5) OF THE CODE OF CRIMINAL PROCEDURE, 1898, FOR CANCELLATION OF BAIL GRANTED TO THE ACCUSED/RESPONDENT(S).</w:t>
+      </w:r>
+    </w:p>
+    <w:p>
+      <w:pPr>
+        <w:spacing w:after="60" w:before="0" w:lineRule="auto" w:line="312"/>
+        <w:ind w:firstLine="360"/>
+        <w:jc w:val="both"/>
         <w:rPr>
           <w:b w:val="1"/>
           <w:bCs w:val="1"/>
-          <w:rtl w:val="0"/>
-        </w:rPr>
-        <w:t xml:space="preserve">{FULL ADDRESS}</w:t>
-      </w:r>
-      <w:r>
-        <w:rPr>
-          <w:rtl w:val="0"/>
-        </w:rPr>
-        <w:t xml:space="preserve">, Tehsil </w:t>
-      </w:r>
-      <w:r>
+        </w:rPr>
+      </w:pPr>
+      <w:r>
+        <w:rPr>
+          <w:rFonts w:ascii="Times New Roman" w:hAnsi="Times New Roman"/>
+          <w:b w:val="0"/>
+          <w:bCs w:val="1"/>
+          <w:i w:val="0"/>
+          <w:color w:val="000000"/>
+          <w:sz w:val="22"/>
+          <w:u w:val="none"/>
+          <w:rtl w:val="0"/>
+        </w:rPr>
+        <w:t xml:space="preserve">HUMBLY SHEWETH:</w:t>
+      </w:r>
+    </w:p>
+    <w:p>
+      <w:pPr>
+        <w:spacing w:after="60" w:before="0" w:lineRule="auto" w:line="312"/>
+        <w:ind w:firstLine="360"/>
+        <w:jc w:val="both"/>
+        <w:rPr/>
+      </w:pPr>
+      <w:r>
+        <w:rPr>
+          <w:rFonts w:ascii="Times New Roman" w:hAnsi="Times New Roman"/>
+          <w:b/>
+          <w:i w:val="0"/>
+          <w:color w:val="000000"/>
+          <w:sz w:val="22"/>
+          <w:u w:val="none"/>
+          <w:rtl w:val="0"/>
+        </w:rPr>
+        <w:t xml:space="preserve">That the above-named Respondents</w:t>
+      </w:r>
+      <w:r>
+        <w:rPr>
+          <w:rFonts w:ascii="Times New Roman" w:hAnsi="Times New Roman"/>
+          <w:b/>
+          <w:bCs w:val="1"/>
+          <w:i w:val="0"/>
+          <w:color w:val="000000"/>
+          <w:sz w:val="22"/>
+          <w:u w:val="none"/>
+          <w:rtl w:val="0"/>
+        </w:rPr>
+        <w:t xml:space="preserve"> (Accused) </w:t>
+      </w:r>
+      <w:r>
+        <w:rPr>
+          <w:rFonts w:ascii="Times New Roman" w:hAnsi="Times New Roman"/>
+          <w:b/>
+          <w:i w:val="0"/>
+          <w:color w:val="000000"/>
+          <w:sz w:val="22"/>
+          <w:u w:val="none"/>
+          <w:rtl w:val="0"/>
+        </w:rPr>
+        <w:t xml:space="preserve">are involved in </w:t>
+      </w:r>
+      <w:r>
+        <w:rPr>
+          <w:rFonts w:ascii="Times New Roman" w:hAnsi="Times New Roman"/>
+          <w:b/>
+          <w:bCs w:val="1"/>
+          <w:i w:val="0"/>
+          <w:color w:val="000000"/>
+          <w:sz w:val="22"/>
+          <w:u w:val="none"/>
+          <w:rtl w:val="0"/>
+        </w:rPr>
+        <w:t xml:space="preserve">{CASE TITLE, E.G., "THEFT, ASSAULT, MURDER, ETC."}</w:t>
+      </w:r>
+      <w:r>
+        <w:rPr>
+          <w:rFonts w:ascii="Times New Roman" w:hAnsi="Times New Roman"/>
+          <w:b/>
+          <w:i w:val="0"/>
+          <w:color w:val="000000"/>
+          <w:sz w:val="22"/>
+          <w:u w:val="none"/>
+          <w:rtl w:val="0"/>
+        </w:rPr>
+        <w:t xml:space="preserve"> case, registered as FIR No. </w:t>
+      </w:r>
+      <w:r>
+        <w:rPr>
+          <w:rFonts w:ascii="Times New Roman" w:hAnsi="Times New Roman"/>
+          <w:b/>
+          <w:bCs w:val="1"/>
+          <w:i w:val="0"/>
+          <w:color w:val="000000"/>
+          <w:sz w:val="22"/>
+          <w:u w:val="none"/>
+          <w:rtl w:val="0"/>
+        </w:rPr>
+        <w:t xml:space="preserve">{FIR NUMBER} </w:t>
+      </w:r>
+      <w:r>
+        <w:rPr>
+          <w:rFonts w:ascii="Times New Roman" w:hAnsi="Times New Roman"/>
+          <w:b/>
+          <w:i w:val="0"/>
+          <w:color w:val="000000"/>
+          <w:sz w:val="22"/>
+          <w:u w:val="none"/>
+          <w:rtl w:val="0"/>
+        </w:rPr>
+        <w:t xml:space="preserve">dated </w:t>
+      </w:r>
+      <w:r>
+        <w:rPr>
+          <w:rFonts w:ascii="Times New Roman" w:hAnsi="Times New Roman"/>
+          <w:b/>
+          <w:bCs w:val="1"/>
+          <w:i w:val="0"/>
+          <w:color w:val="000000"/>
+          <w:sz w:val="22"/>
+          <w:u w:val="none"/>
+          <w:rtl w:val="0"/>
+        </w:rPr>
+        <w:t xml:space="preserve">{DATE OF FIR}</w:t>
+      </w:r>
+      <w:r>
+        <w:rPr>
+          <w:rFonts w:ascii="Times New Roman" w:hAnsi="Times New Roman"/>
+          <w:b/>
+          <w:i w:val="0"/>
+          <w:color w:val="000000"/>
+          <w:sz w:val="22"/>
+          <w:u w:val="none"/>
+          <w:rtl w:val="0"/>
+        </w:rPr>
+        <w:t xml:space="preserve">, under Sections </w:t>
+      </w:r>
+      <w:r>
+        <w:rPr>
+          <w:rFonts w:ascii="Times New Roman" w:hAnsi="Times New Roman"/>
+          <w:b/>
+          <w:bCs w:val="1"/>
+          <w:i w:val="0"/>
+          <w:color w:val="000000"/>
+          <w:sz w:val="22"/>
+          <w:u w:val="none"/>
+          <w:rtl w:val="0"/>
+        </w:rPr>
+        <w:t xml:space="preserve">{PENAL CODE SECTIONS}</w:t>
+      </w:r>
+      <w:r>
+        <w:rPr>
+          <w:rFonts w:ascii="Times New Roman" w:hAnsi="Times New Roman"/>
+          <w:b/>
+          <w:i w:val="0"/>
+          <w:color w:val="000000"/>
+          <w:sz w:val="22"/>
+          <w:u w:val="none"/>
+          <w:rtl w:val="0"/>
+        </w:rPr>
+        <w:t xml:space="preserve"> of the Pakistan Penal Code, 1860, at Police Station </w:t>
+      </w:r>
+      <w:r>
+        <w:rPr>
+          <w:rFonts w:ascii="Times New Roman" w:hAnsi="Times New Roman"/>
+          <w:b/>
+          <w:bCs w:val="1"/>
+          <w:i w:val="0"/>
+          <w:color w:val="000000"/>
+          <w:sz w:val="22"/>
+          <w:u w:val="none"/>
+          <w:rtl w:val="0"/>
+        </w:rPr>
+        <w:t xml:space="preserve">{NAME OF POLICE STATION},</w:t>
+      </w:r>
+      <w:r>
+        <w:rPr>
+          <w:rFonts w:ascii="Times New Roman" w:hAnsi="Times New Roman"/>
+          <w:b/>
+          <w:i w:val="0"/>
+          <w:color w:val="000000"/>
+          <w:sz w:val="22"/>
+          <w:u w:val="none"/>
+          <w:rtl w:val="0"/>
+        </w:rPr>
+        <w:t xml:space="preserve"> District {</w:t>
+      </w:r>
+      <w:r>
+        <w:rPr>
+          <w:rFonts w:ascii="Times New Roman" w:hAnsi="Times New Roman"/>
+          <w:b/>
+          <w:bCs w:val="1"/>
+          <w:i w:val="0"/>
+          <w:color w:val="000000"/>
+          <w:sz w:val="22"/>
+          <w:u w:val="none"/>
+          <w:rtl w:val="0"/>
+        </w:rPr>
+        <w:t xml:space="preserve">DISTRICT}</w:t>
+      </w:r>
+      <w:r>
+        <w:rPr>
+          <w:rFonts w:ascii="Times New Roman" w:hAnsi="Times New Roman"/>
+          <w:b/>
+          <w:i w:val="0"/>
+          <w:color w:val="000000"/>
+          <w:sz w:val="22"/>
+          <w:u w:val="none"/>
+          <w:rtl w:val="0"/>
+        </w:rPr>
+        <w:t xml:space="preserve">. A copy of the FIR is attached as ANNEXURE-A.</w:t>
+      </w:r>
+    </w:p>
+    <w:p>
+      <w:pPr>
+        <w:spacing w:after="60" w:before="0" w:lineRule="auto" w:line="312"/>
+        <w:ind w:firstLine="360"/>
+        <w:jc w:val="both"/>
+        <w:rPr/>
+      </w:pPr>
+      <w:r>
+        <w:rPr>
+          <w:rFonts w:ascii="Times New Roman" w:hAnsi="Times New Roman"/>
+          <w:b/>
+          <w:i w:val="0"/>
+          <w:color w:val="000000"/>
+          <w:sz w:val="22"/>
+          <w:u w:val="none"/>
+          <w:rtl w:val="0"/>
+        </w:rPr>
+        <w:t xml:space="preserve">That the brief facts leading to the registration of the said FIR are that on </w:t>
+      </w:r>
+      <w:r>
+        <w:rPr>
+          <w:rFonts w:ascii="Times New Roman" w:hAnsi="Times New Roman"/>
+          <w:b/>
+          <w:bCs w:val="1"/>
+          <w:i w:val="0"/>
+          <w:color w:val="000000"/>
+          <w:sz w:val="22"/>
+          <w:u w:val="none"/>
+          <w:rtl w:val="0"/>
+        </w:rPr>
+        <w:t xml:space="preserve">{DATE OF INCIDENT}</w:t>
+      </w:r>
+      <w:r>
+        <w:rPr>
+          <w:rFonts w:ascii="Times New Roman" w:hAnsi="Times New Roman"/>
+          <w:b/>
+          <w:i w:val="0"/>
+          <w:color w:val="000000"/>
+          <w:sz w:val="22"/>
+          <w:u w:val="none"/>
+          <w:rtl w:val="0"/>
+        </w:rPr>
+        <w:t xml:space="preserve"> at about </w:t>
+      </w:r>
+      <w:r>
+        <w:rPr>
+          <w:rFonts w:ascii="Times New Roman" w:hAnsi="Times New Roman"/>
+          <w:b/>
+          <w:bCs w:val="1"/>
+          <w:i w:val="0"/>
+          <w:color w:val="000000"/>
+          <w:sz w:val="22"/>
+          <w:u w:val="none"/>
+          <w:rtl w:val="0"/>
+        </w:rPr>
+        <w:t xml:space="preserve">{TIME OF INCIDENT}</w:t>
+      </w:r>
+      <w:r>
+        <w:rPr>
+          <w:rFonts w:ascii="Times New Roman" w:hAnsi="Times New Roman"/>
+          <w:b/>
+          <w:i w:val="0"/>
+          <w:color w:val="000000"/>
+          <w:sz w:val="22"/>
+          <w:u w:val="none"/>
+          <w:rtl w:val="0"/>
+        </w:rPr>
+        <w:t xml:space="preserve"> at </w:t>
+      </w:r>
+      <w:r>
+        <w:rPr>
+          <w:rFonts w:ascii="Times New Roman" w:hAnsi="Times New Roman"/>
+          <w:b/>
+          <w:bCs w:val="1"/>
+          <w:i w:val="0"/>
+          <w:color w:val="000000"/>
+          <w:sz w:val="22"/>
+          <w:u w:val="none"/>
+          <w:rtl w:val="0"/>
+        </w:rPr>
+        <w:t xml:space="preserve">{PLACE OF INCIDENT}</w:t>
+      </w:r>
+      <w:r>
+        <w:rPr>
+          <w:rFonts w:ascii="Times New Roman" w:hAnsi="Times New Roman"/>
+          <w:b/>
+          <w:i w:val="0"/>
+          <w:color w:val="000000"/>
+          <w:sz w:val="22"/>
+          <w:u w:val="none"/>
+          <w:rtl w:val="0"/>
+        </w:rPr>
+        <w:t xml:space="preserve">, the Respondent(s)/Accused committed the alleged offence of {BRIEF DESCRIPTION OF THE OFFENCE}. {PROVIDE A CONCISE NARRATIVE OF THE INCIDENT, INCLUDING THE ROLE ATTRIBUTED TO THE ACCUSED AND THE NATURE OF HARM CAUSED (E.G., PHYSICAL INJURY, FINANCIAL LOSS, THREAT, ETC.)}.</w:t>
+      </w:r>
+    </w:p>
+    <w:p>
+      <w:pPr>
+        <w:spacing w:after="60" w:before="0" w:lineRule="auto" w:line="312"/>
+        <w:ind w:firstLine="360"/>
+        <w:jc w:val="both"/>
+        <w:rPr/>
+      </w:pPr>
+      <w:r>
+        <w:rPr>
+          <w:rFonts w:ascii="Times New Roman" w:hAnsi="Times New Roman"/>
+          <w:b w:val="0"/>
+          <w:i w:val="0"/>
+          <w:color w:val="000000"/>
+          <w:sz w:val="22"/>
+          <w:u w:val="none"/>
+          <w:rtl w:val="0"/>
+        </w:rPr>
+        <w:t xml:space="preserve">That the case involves {SPECIFY NATURE OF CASE, E.G., "HEINOUS/VIOLENT/NON-COMPOUNDABLE OFFENCE"}. During the course of investigation/proceedings, {MENTION ANY CRUCIAL DEVELOPMENT, E.G., "ADDITIONAL SECTIONS WERE ADDED / FURTHER EVIDENCE WAS COLLECTED / THE ACCUSED WERE DECLARED PROCLAIMED OFFENDERS / THE INJURED SUCCUMBED TO INJURIES," ETC.}.</w:t>
+      </w:r>
+    </w:p>
+    <w:p>
+      <w:pPr>
+        <w:spacing w:after="60" w:before="0" w:lineRule="auto" w:line="312"/>
+        <w:ind w:firstLine="360"/>
+        <w:jc w:val="both"/>
+        <w:rPr/>
+      </w:pPr>
+      <w:r>
+        <w:rPr>
+          <w:rFonts w:ascii="Times New Roman" w:hAnsi="Times New Roman"/>
+          <w:b/>
+          <w:i w:val="0"/>
+          <w:color w:val="000000"/>
+          <w:sz w:val="22"/>
+          <w:u w:val="none"/>
+          <w:rtl w:val="0"/>
+        </w:rPr>
+        <w:t xml:space="preserve">That the Respondent(s)/Accused </w:t>
+      </w:r>
+      <w:r>
+        <w:rPr>
+          <w:rFonts w:ascii="Times New Roman" w:hAnsi="Times New Roman"/>
+          <w:b/>
+          <w:bCs w:val="1"/>
+          <w:i w:val="0"/>
+          <w:color w:val="000000"/>
+          <w:sz w:val="22"/>
+          <w:u w:val="none"/>
+          <w:rtl w:val="0"/>
+        </w:rPr>
+        <w:t xml:space="preserve">{APPLIED FOR AND WAS/WERE GRANTED} </w:t>
+      </w:r>
+      <w:r>
+        <w:rPr>
+          <w:rFonts w:ascii="Times New Roman" w:hAnsi="Times New Roman"/>
+          <w:b/>
+          <w:i w:val="0"/>
+          <w:color w:val="000000"/>
+          <w:sz w:val="22"/>
+          <w:u w:val="none"/>
+          <w:rtl w:val="0"/>
+        </w:rPr>
+        <w:t xml:space="preserve">{PRE-ARREST/ POST-ARREST} bail by the learned {NAME OF LOWER COURT/JUDGE}, {LOCATION} vide order dated </w:t>
+      </w:r>
+      <w:r>
+        <w:rPr>
+          <w:rFonts w:ascii="Times New Roman" w:hAnsi="Times New Roman"/>
+          <w:b/>
+          <w:bCs w:val="1"/>
+          <w:i w:val="0"/>
+          <w:color w:val="000000"/>
+          <w:sz w:val="22"/>
+          <w:u w:val="none"/>
+          <w:rtl w:val="0"/>
+        </w:rPr>
+        <w:t xml:space="preserve">{DATE OF BAIL ORDER}</w:t>
+      </w:r>
+      <w:r>
+        <w:rPr>
+          <w:rFonts w:ascii="Times New Roman" w:hAnsi="Times New Roman"/>
+          <w:b/>
+          <w:i w:val="0"/>
+          <w:color w:val="000000"/>
+          <w:sz w:val="22"/>
+          <w:u w:val="none"/>
+          <w:rtl w:val="0"/>
+        </w:rPr>
+        <w:t xml:space="preserve"> in </w:t>
+      </w:r>
+      <w:r>
+        <w:rPr>
+          <w:rFonts w:ascii="Times New Roman" w:hAnsi="Times New Roman"/>
+          <w:b/>
+          <w:bCs w:val="1"/>
+          <w:i w:val="0"/>
+          <w:color w:val="000000"/>
+          <w:sz w:val="22"/>
+          <w:u w:val="none"/>
+          <w:rtl w:val="0"/>
+        </w:rPr>
+        <w:t xml:space="preserve">{BAIL APPLICATION NUMBER/NATURE}</w:t>
+      </w:r>
+      <w:r>
+        <w:rPr>
+          <w:rFonts w:ascii="Times New Roman" w:hAnsi="Times New Roman"/>
+          <w:b/>
+          <w:i w:val="0"/>
+          <w:color w:val="000000"/>
+          <w:sz w:val="22"/>
+          <w:u w:val="none"/>
+          <w:rtl w:val="0"/>
+        </w:rPr>
+        <w:t xml:space="preserve">. A copy of the said bail order is attached as ANNEXURE-B.</w:t>
+      </w:r>
+    </w:p>
+    <w:p>
+      <w:pPr>
+        <w:spacing w:after="60" w:before="0" w:lineRule="auto" w:line="312"/>
+        <w:ind w:firstLine="360"/>
+        <w:jc w:val="both"/>
+        <w:rPr/>
+      </w:pPr>
+      <w:r>
+        <w:rPr>
+          <w:rFonts w:ascii="Times New Roman" w:hAnsi="Times New Roman"/>
+          <w:b w:val="0"/>
+          <w:i w:val="0"/>
+          <w:color w:val="000000"/>
+          <w:sz w:val="22"/>
+          <w:u w:val="none"/>
+          <w:rtl w:val="0"/>
+        </w:rPr>
+        <w:t xml:space="preserve">That the grant of bail was improper, erroneous, and against the settled principles of law governing bail for the following reasons, inter alia:</w:t>
+      </w:r>
+    </w:p>
+    <w:p>
+      <w:pPr>
+        <w:spacing w:after="60" w:before="0" w:lineRule="auto" w:line="312"/>
+        <w:ind w:firstLine="360"/>
+        <w:jc w:val="both"/>
         <w:rPr>
           <w:b w:val="1"/>
           <w:bCs w:val="1"/>
-          <w:rtl w:val="0"/>
-        </w:rPr>
-        <w:t xml:space="preserve">{TEHSIL}</w:t>
-      </w:r>
-      <w:r>
-        <w:rPr>
-          <w:rtl w:val="0"/>
-        </w:rPr>
-        <w:t xml:space="preserve">, District </w:t>
-      </w:r>
-      <w:r>
+        </w:rPr>
+      </w:pPr>
+      <w:r>
+        <w:rPr>
+          <w:rFonts w:ascii="Times New Roman" w:hAnsi="Times New Roman"/>
+          <w:b w:val="0"/>
+          <w:bCs w:val="1"/>
+          <w:i w:val="0"/>
+          <w:color w:val="000000"/>
+          <w:sz w:val="22"/>
+          <w:u w:val="none"/>
+          <w:rtl w:val="0"/>
+        </w:rPr>
+        <w:t xml:space="preserve">GROUNDS FOR CANCELLATION:</w:t>
+      </w:r>
+    </w:p>
+    <w:p>
+      <w:pPr>
+        <w:spacing w:after="60" w:before="0" w:lineRule="auto" w:line="312"/>
+        <w:ind w:firstLine="360"/>
+        <w:jc w:val="both"/>
+        <w:rPr/>
+      </w:pPr>
+      <w:r>
+        <w:rPr>
+          <w:rFonts w:ascii="Times New Roman" w:hAnsi="Times New Roman"/>
+          <w:b/>
+          <w:bCs w:val="1"/>
+          <w:i w:val="0"/>
+          <w:color w:val="000000"/>
+          <w:sz w:val="22"/>
+          <w:u w:val="none"/>
+          <w:rtl w:val="0"/>
+        </w:rPr>
+        <w:t xml:space="preserve">(A) MISREPRESENTATION &amp; SUPPRESSIO VERI</w:t>
+      </w:r>
+      <w:r>
+        <w:rPr>
+          <w:rFonts w:ascii="Times New Roman" w:hAnsi="Times New Roman"/>
+          <w:b/>
+          <w:i w:val="0"/>
+          <w:color w:val="000000"/>
+          <w:sz w:val="22"/>
+          <w:u w:val="none"/>
+          <w:rtl w:val="0"/>
+        </w:rPr>
+        <w:t xml:space="preserve">: The bail was obtained by fraud, misrepresentation, and/or suppression of material facts. The Respondent(s) deliberately </w:t>
+      </w:r>
+      <w:r>
+        <w:rPr>
+          <w:rFonts w:ascii="Times New Roman" w:hAnsi="Times New Roman"/>
+          <w:b/>
+          <w:i w:val="0"/>
+          <w:color w:val="000000"/>
+          <w:sz w:val="22"/>
+          <w:u w:val="none"/>
+          <w:rtl w:val="0"/>
+        </w:rPr>
+        <w:t xml:space="preserve">{CONCEALED THE FACT OF... / MISREPRESENTED TO THE COURT THAT...}</w:t>
+      </w:r>
+      <w:r>
+        <w:rPr>
+          <w:rFonts w:ascii="Times New Roman" w:hAnsi="Times New Roman"/>
+          <w:b/>
+          <w:i w:val="0"/>
+          <w:color w:val="000000"/>
+          <w:sz w:val="22"/>
+          <w:u w:val="none"/>
+          <w:rtl w:val="0"/>
+        </w:rPr>
+        <w:t xml:space="preserve">, which was essential for a fair consideration of the bail application. The true facts were {THE TRUE FACTS ARE...}.</w:t>
+      </w:r>
+    </w:p>
+    <w:p>
+      <w:pPr>
+        <w:spacing w:after="60" w:before="0" w:lineRule="auto" w:line="312"/>
+        <w:ind w:firstLine="360"/>
+        <w:jc w:val="both"/>
+        <w:rPr/>
+      </w:pPr>
+      <w:r>
+        <w:rPr>
+          <w:rFonts w:ascii="Times New Roman" w:hAnsi="Times New Roman"/>
+          <w:b/>
+          <w:bCs w:val="1"/>
+          <w:i w:val="0"/>
+          <w:color w:val="000000"/>
+          <w:sz w:val="22"/>
+          <w:u w:val="none"/>
+          <w:rtl w:val="0"/>
+        </w:rPr>
+        <w:t xml:space="preserve">(B) SERIOUSNESS OF THE OFFENCE &amp; PRIMA FACIE CASE:</w:t>
+      </w:r>
+      <w:r>
+        <w:rPr>
+          <w:rFonts w:ascii="Times New Roman" w:hAnsi="Times New Roman"/>
+          <w:b/>
+          <w:i w:val="0"/>
+          <w:color w:val="000000"/>
+          <w:sz w:val="22"/>
+          <w:u w:val="none"/>
+          <w:rtl w:val="0"/>
+        </w:rPr>
+        <w:t xml:space="preserve"> The allegations involve a serious, </w:t>
+      </w:r>
+      <w:r>
+        <w:rPr>
+          <w:rFonts w:ascii="Times New Roman" w:hAnsi="Times New Roman"/>
+          <w:b/>
+          <w:i w:val="0"/>
+          <w:color w:val="000000"/>
+          <w:sz w:val="22"/>
+          <w:u w:val="none"/>
+          <w:rtl w:val="0"/>
+        </w:rPr>
+        <w:t xml:space="preserve">{NON-BAILABLE/HEINOUS} </w:t>
+      </w:r>
+      <w:r>
+        <w:rPr>
+          <w:rFonts w:ascii="Times New Roman" w:hAnsi="Times New Roman"/>
+          <w:b/>
+          <w:i w:val="0"/>
+          <w:color w:val="000000"/>
+          <w:sz w:val="22"/>
+          <w:u w:val="none"/>
+          <w:rtl w:val="0"/>
+        </w:rPr>
+        <w:t xml:space="preserve">offence(s) under Section(s) </w:t>
+      </w:r>
+      <w:r>
+        <w:rPr>
+          <w:rFonts w:ascii="Times New Roman" w:hAnsi="Times New Roman"/>
+          <w:b/>
+          <w:i w:val="0"/>
+          <w:color w:val="000000"/>
+          <w:sz w:val="22"/>
+          <w:u w:val="none"/>
+          <w:rtl w:val="0"/>
+        </w:rPr>
+        <w:t xml:space="preserve">{RELEVANT PPC SECTIONS}</w:t>
+      </w:r>
+      <w:r>
+        <w:rPr>
+          <w:rFonts w:ascii="Times New Roman" w:hAnsi="Times New Roman"/>
+          <w:b/>
+          <w:i w:val="0"/>
+          <w:color w:val="000000"/>
+          <w:sz w:val="22"/>
+          <w:u w:val="none"/>
+          <w:rtl w:val="0"/>
+        </w:rPr>
+        <w:t xml:space="preserve">. A strong prima facie case is made out against the Respondent(s) based on {EVIDENCE SUCH AS "EYEWITNESS ACCOUNTS, MEDICAL EVIDENCE, FORENSIC REPORT, RECOVERIES, ETC."}. The gravity of the offence and the evidentiary strength warrant custodial interrogation/trial.</w:t>
+      </w:r>
+    </w:p>
+    <w:p>
+      <w:pPr>
+        <w:spacing w:after="60" w:before="0" w:lineRule="auto" w:line="312"/>
+        <w:ind w:firstLine="360"/>
+        <w:jc w:val="both"/>
+        <w:rPr/>
+      </w:pPr>
+      <w:r>
+        <w:rPr>
+          <w:rFonts w:ascii="Times New Roman" w:hAnsi="Times New Roman"/>
+          <w:b/>
+          <w:bCs w:val="1"/>
+          <w:i w:val="0"/>
+          <w:color w:val="000000"/>
+          <w:sz w:val="22"/>
+          <w:u w:val="none"/>
+          <w:rtl w:val="0"/>
+        </w:rPr>
+        <w:t xml:space="preserve">(C) ABUSE OF LIBERTY &amp; TAMPERING:</w:t>
+      </w:r>
+      <w:r>
+        <w:rPr>
+          <w:rFonts w:ascii="Times New Roman" w:hAnsi="Times New Roman"/>
+          <w:b/>
+          <w:i w:val="0"/>
+          <w:color w:val="000000"/>
+          <w:sz w:val="22"/>
+          <w:u w:val="none"/>
+          <w:rtl w:val="0"/>
+        </w:rPr>
+        <w:t xml:space="preserve"> Since being released on bail, the Respondent(s) have grossly abused the liberty granted to them by </w:t>
+      </w:r>
+      <w:r>
+        <w:rPr>
+          <w:rFonts w:ascii="Times New Roman" w:hAnsi="Times New Roman"/>
+          <w:b/>
+          <w:i w:val="0"/>
+          <w:color w:val="000000"/>
+          <w:sz w:val="22"/>
+          <w:u w:val="none"/>
+          <w:rtl w:val="0"/>
+        </w:rPr>
+        <w:t xml:space="preserve">{ENGAGING IN ACTIVITIES SUCH AS "THREATENING THE COMPLAINANT/WITNESSES, PRESSURIZING FOR COMPROMISE, ABSCONDING FROM COURT PROCEEDINGS, COMMITTING A SIMILAR OFFENCE, ETC."}</w:t>
+      </w:r>
+      <w:r>
+        <w:rPr>
+          <w:rFonts w:ascii="Times New Roman" w:hAnsi="Times New Roman"/>
+          <w:b/>
+          <w:i w:val="0"/>
+          <w:color w:val="000000"/>
+          <w:sz w:val="22"/>
+          <w:u w:val="none"/>
+          <w:rtl w:val="0"/>
+        </w:rPr>
+        <w:t xml:space="preserve">. This conduct demonstrates that they are likely to tamper with evidence and influence witnesses if left at large.</w:t>
+      </w:r>
+    </w:p>
+    <w:p>
+      <w:pPr>
+        <w:spacing w:after="60" w:before="0" w:lineRule="auto" w:line="312"/>
+        <w:ind w:firstLine="360"/>
+        <w:jc w:val="both"/>
+        <w:rPr>
+          <w:u w:val="single"/>
+        </w:rPr>
+      </w:pPr>
+      <w:r>
+        <w:rPr>
+          <w:rFonts w:ascii="Times New Roman" w:hAnsi="Times New Roman"/>
+          <w:b/>
+          <w:bCs w:val="1"/>
+          <w:i w:val="0"/>
+          <w:color w:val="000000"/>
+          <w:sz w:val="22"/>
+          <w:u w:val="none"/>
+          <w:rtl w:val="0"/>
+        </w:rPr>
+        <w:t xml:space="preserve">(D) FLIGHT RISK: </w:t>
+      </w:r>
+      <w:r>
+        <w:rPr>
+          <w:rFonts w:ascii="Times New Roman" w:hAnsi="Times New Roman"/>
+          <w:b/>
+          <w:i w:val="0"/>
+          <w:color w:val="000000"/>
+          <w:sz w:val="22"/>
+          <w:u w:val="none"/>
+          <w:rtl w:val="0"/>
+        </w:rPr>
+        <w:t xml:space="preserve">There is a genuine apprehension that the Respondent(s), being influential and facing serious charges, may abscond to avoid trial. </w:t>
+      </w:r>
+      <w:r>
+        <w:rPr>
+          <w:rFonts w:ascii="Times New Roman" w:hAnsi="Times New Roman"/>
+          <w:b/>
+          <w:i w:val="0"/>
+          <w:color w:val="000000"/>
+          <w:sz w:val="22"/>
+          <w:u w:val="none"/>
+          <w:rtl w:val="0"/>
+        </w:rPr>
+        <w:t xml:space="preserve">{PROVIDE REASON, E.G., "THEY HAVE NO FIXED ABODE / HAVE ATTEMPTED TO EVADE ARREST EARLIER / POSSESS MEANS TO FLEE THE JURISDICTION"}.</w:t>
+      </w:r>
+    </w:p>
+    <w:p>
+      <w:pPr>
+        <w:spacing w:after="60" w:before="0" w:lineRule="auto" w:line="312"/>
+        <w:ind w:firstLine="360"/>
+        <w:jc w:val="both"/>
+        <w:rPr/>
+      </w:pPr>
+      <w:r>
+        <w:rPr>
+          <w:rFonts w:ascii="Times New Roman" w:hAnsi="Times New Roman"/>
+          <w:b w:val="0"/>
+          <w:bCs w:val="1"/>
+          <w:i w:val="0"/>
+          <w:color w:val="000000"/>
+          <w:sz w:val="22"/>
+          <w:u w:val="none"/>
+          <w:rtl w:val="0"/>
+        </w:rPr>
+        <w:t xml:space="preserve">(E) INTERESTS OF JUSTICE &amp; PUBLIC INTEREST:</w:t>
+      </w:r>
+      <w:r>
+        <w:rPr>
+          <w:rFonts w:ascii="Times New Roman" w:hAnsi="Times New Roman"/>
+          <w:b w:val="0"/>
+          <w:i w:val="0"/>
+          <w:color w:val="000000"/>
+          <w:sz w:val="22"/>
+          <w:u w:val="none"/>
+          <w:rtl w:val="0"/>
+        </w:rPr>
+        <w:t xml:space="preserve"> The alleged crime has </w:t>
+      </w:r>
+      <w:r>
+        <w:rPr>
+          <w:rFonts w:ascii="Times New Roman" w:hAnsi="Times New Roman"/>
+          <w:b w:val="0"/>
+          <w:i w:val="0"/>
+          <w:color w:val="000000"/>
+          <w:sz w:val="22"/>
+          <w:u w:val="none"/>
+          <w:rtl w:val="0"/>
+        </w:rPr>
+        <w:t xml:space="preserve">{CAUSED GRAVE PUBLIC ALARM / UNDERMINED THE RULE OF LAW}.</w:t>
+      </w:r>
+      <w:r>
+        <w:rPr>
+          <w:rFonts w:ascii="Times New Roman" w:hAnsi="Times New Roman"/>
+          <w:b w:val="0"/>
+          <w:i w:val="0"/>
+          <w:color w:val="000000"/>
+          <w:sz w:val="22"/>
+          <w:u w:val="none"/>
+          <w:rtl w:val="0"/>
+        </w:rPr>
+        <w:t xml:space="preserve"> Granting or continuing bail in such circumstances would send a wrong signal to society and undermine public confidence in the criminal justice system.</w:t>
+      </w:r>
+    </w:p>
+    <w:p>
+      <w:pPr>
+        <w:spacing w:after="60" w:before="0" w:lineRule="auto" w:line="312"/>
+        <w:ind w:firstLine="360"/>
+        <w:jc w:val="both"/>
+        <w:rPr/>
+      </w:pPr>
+      <w:r>
+        <w:rPr>
+          <w:rFonts w:ascii="Times New Roman" w:hAnsi="Times New Roman"/>
+          <w:b w:val="0"/>
+          <w:i w:val="0"/>
+          <w:color w:val="000000"/>
+          <w:sz w:val="22"/>
+          <w:u w:val="none"/>
+          <w:rtl w:val="0"/>
+        </w:rPr>
+        <w:t xml:space="preserve">That in light of the foregoing, the continuation of bail is wholly unjustified. The impugned bail order is liable to be set aside to secure the ends of justice and ensure a fair trial.</w:t>
+      </w:r>
+    </w:p>
+    <w:p>
+      <w:pPr>
+        <w:spacing w:after="60" w:before="0" w:lineRule="auto" w:line="312"/>
+        <w:jc w:val="both"/>
         <w:rPr>
           <w:b w:val="1"/>
           <w:bCs w:val="1"/>
-          <w:rtl w:val="0"/>
-        </w:rPr>
-        <w:t xml:space="preserve">{DISTRICT}</w:t>
-      </w:r>
-      <w:r>
-        <w:rPr>
-          <w:rtl w:val="0"/>
-        </w:rPr>
-        <w:t xml:space="preserve">.</w:t>
-      </w:r>
-    </w:p>
-    <w:p>
-      <w:pPr>
-        <w:spacing w:after="240" w:before="240" w:lineRule="auto"/>
+        </w:rPr>
+      </w:pPr>
+      <w:r>
+        <w:rPr>
+          <w:rFonts w:ascii="Times New Roman" w:hAnsi="Times New Roman"/>
+          <w:b/>
+          <w:bCs w:val="1"/>
+          <w:i w:val="0"/>
+          <w:color w:val="000000"/>
+          <w:sz w:val="22"/>
+          <w:u w:val="none"/>
+          <w:rtl w:val="0"/>
+        </w:rPr>
+        <w:t xml:space="preserve">PRAYER:</w:t>
+      </w:r>
+    </w:p>
+    <w:p>
+      <w:pPr>
+        <w:spacing w:after="60" w:before="0" w:lineRule="auto" w:line="312"/>
+        <w:ind w:firstLine="360"/>
+        <w:jc w:val="both"/>
+        <w:rPr/>
+      </w:pPr>
+      <w:r>
+        <w:rPr>
+          <w:rFonts w:ascii="Times New Roman" w:hAnsi="Times New Roman"/>
+          <w:b w:val="0"/>
+          <w:i w:val="0"/>
+          <w:color w:val="000000"/>
+          <w:sz w:val="22"/>
+          <w:u w:val="none"/>
+          <w:rtl w:val="0"/>
+        </w:rPr>
+        <w:t xml:space="preserve">It is, therefore, most respectfully prayed that this Honourable Court may graciously be pleased to:</w:t>
+      </w:r>
+    </w:p>
+    <w:p>
+      <w:pPr>
+        <w:spacing w:after="60" w:before="0" w:lineRule="auto" w:line="312"/>
+        <w:ind w:firstLine="360"/>
+        <w:jc w:val="both"/>
+        <w:rPr/>
+      </w:pPr>
+      <w:r>
+        <w:rPr>
+          <w:rFonts w:ascii="Times New Roman" w:hAnsi="Times New Roman"/>
+          <w:b w:val="0"/>
+          <w:i w:val="0"/>
+          <w:color w:val="000000"/>
+          <w:sz w:val="22"/>
+          <w:u w:val="none"/>
+          <w:rtl w:val="0"/>
+        </w:rPr>
+        <w:t xml:space="preserve">text</w:t>
+      </w:r>
+    </w:p>
+    <w:p>
+      <w:pPr>
+        <w:spacing w:after="60" w:before="0" w:lineRule="auto" w:line="312"/>
+        <w:ind w:firstLine="360"/>
+        <w:jc w:val="both"/>
         <w:rPr>
           <w:b w:val="1"/>
           <w:bCs w:val="1"/>
@@ -144,16 +1290,220 @@
       </w:pPr>
       <w:r>
         <w:rPr>
+          <w:rFonts w:ascii="Times New Roman" w:hAnsi="Times New Roman"/>
+          <w:b w:val="0"/>
+          <w:bCs w:val="1"/>
+          <w:i w:val="0"/>
+          <w:color w:val="000000"/>
+          <w:sz w:val="22"/>
+          <w:u w:val="none"/>
+          <w:rtl w:val="0"/>
+        </w:rPr>
+        <w:t xml:space="preserve">(i) Accept the instant petition;</w:t>
+      </w:r>
+    </w:p>
+    <w:p>
+      <w:pPr>
+        <w:spacing w:after="60" w:before="0" w:lineRule="auto" w:line="312"/>
+        <w:ind w:firstLine="360"/>
+        <w:jc w:val="both"/>
+        <w:rPr/>
+      </w:pPr>
+      <w:r>
+        <w:rPr>
+          <w:rFonts w:ascii="Times New Roman" w:hAnsi="Times New Roman"/>
+          <w:b/>
+          <w:bCs w:val="1"/>
+          <w:i w:val="0"/>
+          <w:color w:val="000000"/>
+          <w:sz w:val="22"/>
+          <w:u w:val="none"/>
+          <w:rtl w:val="0"/>
+        </w:rPr>
+        <w:t xml:space="preserve">(ii) </w:t>
+      </w:r>
+      <w:r>
+        <w:rPr>
+          <w:rFonts w:ascii="Times New Roman" w:hAnsi="Times New Roman"/>
+          <w:b/>
+          <w:i w:val="0"/>
+          <w:color w:val="000000"/>
+          <w:sz w:val="22"/>
+          <w:u w:val="none"/>
+          <w:rtl w:val="0"/>
+        </w:rPr>
+        <w:t xml:space="preserve">Set aside/cancel the bail granted to Respondent(s) No. </w:t>
+      </w:r>
+      <w:r>
+        <w:rPr>
+          <w:rFonts w:ascii="Times New Roman" w:hAnsi="Times New Roman"/>
+          <w:b/>
+          <w:bCs w:val="1"/>
+          <w:i w:val="0"/>
+          <w:color w:val="000000"/>
+          <w:sz w:val="22"/>
+          <w:u w:val="none"/>
+          <w:rtl w:val="0"/>
+        </w:rPr>
+        <w:t xml:space="preserve">{ACCUSED NUMBERS}</w:t>
+      </w:r>
+      <w:r>
+        <w:rPr>
+          <w:rFonts w:ascii="Times New Roman" w:hAnsi="Times New Roman"/>
+          <w:b/>
+          <w:i w:val="0"/>
+          <w:color w:val="000000"/>
+          <w:sz w:val="22"/>
+          <w:u w:val="none"/>
+          <w:rtl w:val="0"/>
+        </w:rPr>
+        <w:t xml:space="preserve"> vide order dated</w:t>
+      </w:r>
+      <w:r>
+        <w:rPr>
+          <w:rFonts w:ascii="Times New Roman" w:hAnsi="Times New Roman"/>
+          <w:b/>
+          <w:bCs w:val="1"/>
+          <w:i w:val="0"/>
+          <w:color w:val="000000"/>
+          <w:sz w:val="22"/>
+          <w:u w:val="none"/>
+          <w:rtl w:val="0"/>
+        </w:rPr>
+        <w:t xml:space="preserve"> {DATE OF BAIL ORDER}</w:t>
+      </w:r>
+      <w:r>
+        <w:rPr>
+          <w:rFonts w:ascii="Times New Roman" w:hAnsi="Times New Roman"/>
+          <w:b/>
+          <w:i w:val="0"/>
+          <w:color w:val="000000"/>
+          <w:sz w:val="22"/>
+          <w:u w:val="none"/>
+          <w:rtl w:val="0"/>
+        </w:rPr>
+        <w:t xml:space="preserve"> passed by the learned </w:t>
+      </w:r>
+      <w:r>
+        <w:rPr>
+          <w:rFonts w:ascii="Times New Roman" w:hAnsi="Times New Roman"/>
+          <w:b/>
+          <w:bCs w:val="1"/>
+          <w:i w:val="0"/>
+          <w:color w:val="000000"/>
+          <w:sz w:val="22"/>
+          <w:u w:val="none"/>
+          <w:rtl w:val="0"/>
+        </w:rPr>
+        <w:t xml:space="preserve">{LOWER COURT/JUDGE}</w:t>
+      </w:r>
+      <w:r>
+        <w:rPr>
+          <w:rFonts w:ascii="Times New Roman" w:hAnsi="Times New Roman"/>
+          <w:b/>
+          <w:i w:val="0"/>
+          <w:color w:val="000000"/>
+          <w:sz w:val="22"/>
+          <w:u w:val="none"/>
+          <w:rtl w:val="0"/>
+        </w:rPr>
+        <w:t xml:space="preserve">;</w:t>
+      </w:r>
+    </w:p>
+    <w:p>
+      <w:pPr>
+        <w:spacing w:after="60" w:before="0" w:lineRule="auto" w:line="312"/>
+        <w:ind w:firstLine="360"/>
+        <w:jc w:val="both"/>
+        <w:rPr/>
+      </w:pPr>
+      <w:r>
+        <w:rPr>
+          <w:rFonts w:ascii="Times New Roman" w:hAnsi="Times New Roman"/>
+          <w:b/>
+          <w:bCs w:val="1"/>
+          <w:i w:val="0"/>
+          <w:color w:val="000000"/>
+          <w:sz w:val="22"/>
+          <w:u w:val="none"/>
+          <w:rtl w:val="0"/>
+        </w:rPr>
+        <w:t xml:space="preserve">(iii) </w:t>
+      </w:r>
+      <w:r>
+        <w:rPr>
+          <w:rFonts w:ascii="Times New Roman" w:hAnsi="Times New Roman"/>
+          <w:b/>
+          <w:i w:val="0"/>
+          <w:color w:val="000000"/>
+          <w:sz w:val="22"/>
+          <w:u w:val="none"/>
+          <w:rtl w:val="0"/>
+        </w:rPr>
+        <w:t xml:space="preserve">Direct the immediate arrest and custody of the said Respondent(s)/Accused;</w:t>
+      </w:r>
+    </w:p>
+    <w:p>
+      <w:pPr>
+        <w:spacing w:after="60" w:before="0" w:lineRule="auto" w:line="312"/>
+        <w:ind w:firstLine="360"/>
+        <w:jc w:val="both"/>
+        <w:rPr/>
+      </w:pPr>
+      <w:r>
+        <w:rPr>
+          <w:rFonts w:ascii="Times New Roman" w:hAnsi="Times New Roman"/>
+          <w:b w:val="0"/>
+          <w:bCs w:val="1"/>
+          <w:i w:val="0"/>
+          <w:color w:val="000000"/>
+          <w:sz w:val="22"/>
+          <w:u w:val="none"/>
+          <w:rtl w:val="0"/>
+        </w:rPr>
+        <w:t xml:space="preserve">(iv) </w:t>
+      </w:r>
+      <w:r>
+        <w:rPr>
+          <w:rFonts w:ascii="Times New Roman" w:hAnsi="Times New Roman"/>
+          <w:b w:val="0"/>
+          <w:i w:val="0"/>
+          <w:color w:val="000000"/>
+          <w:sz w:val="22"/>
+          <w:u w:val="none"/>
+          <w:rtl w:val="0"/>
+        </w:rPr>
+        <w:t xml:space="preserve">Pass any other order(s) as this Honourable Court may deem fit and proper in the interest of justice.</w:t>
+      </w:r>
+    </w:p>
+    <w:p>
+      <w:pPr>
+        <w:spacing w:after="60" w:before="0" w:lineRule="auto" w:line="312"/>
+        <w:jc w:val="both"/>
+        <w:rPr>
           <w:b w:val="1"/>
           <w:bCs w:val="1"/>
-          <w:rtl w:val="0"/>
-        </w:rPr>
-        <w:t xml:space="preserve">…APPLICANT/PETITIONER</w:t>
-      </w:r>
-    </w:p>
-    <w:p>
-      <w:pPr>
-        <w:spacing w:after="240" w:before="240" w:lineRule="auto"/>
+        </w:rPr>
+      </w:pPr>
+      <w:r>
+        <w:rPr>
+          <w:rFonts w:ascii="Times New Roman" w:hAnsi="Times New Roman"/>
+          <w:b/>
+          <w:bCs w:val="1"/>
+          <w:i w:val="0"/>
+          <w:color w:val="000000"/>
+          <w:sz w:val="22"/>
+          <w:u w:val="none"/>
+          <w:rtl w:val="0"/>
+        </w:rPr>
+        <w:t xml:space="preserve">APPLICANT/PETITIONER</w:t>
+      </w:r>
+    </w:p>
+    <w:p>
+      <w:pPr>
+        <w:spacing w:after="60" w:before="0" w:lineRule="auto" w:line="312"/>
+        <w:ind w:firstLine="432"/>
+        <w:jc w:val="both"/>
         <w:rPr>
           <w:b w:val="1"/>
           <w:bCs w:val="1"/>
@@ -161,64 +1511,317 @@
       </w:pPr>
       <w:r>
         <w:rPr>
+          <w:rFonts w:ascii="Times New Roman" w:hAnsi="Times New Roman"/>
+          <w:b/>
+          <w:bCs w:val="1"/>
+          <w:i w:val="0"/>
+          <w:color w:val="000000"/>
+          <w:sz w:val="22"/>
+          <w:u w:val="none"/>
+          <w:rtl w:val="0"/>
+        </w:rPr>
+        <w:t xml:space="preserve">Through Counsel:</w:t>
+      </w:r>
+    </w:p>
+    <w:p>
+      <w:pPr>
+        <w:spacing w:after="60" w:before="0" w:lineRule="auto" w:line="312"/>
+        <w:ind w:firstLine="360"/>
+        <w:jc w:val="both"/>
+        <w:rPr>
+          <w:u w:val="single"/>
+        </w:rPr>
+      </w:pPr>
+      <w:r>
+        <w:rPr>
+          <w:rFonts w:ascii="Times New Roman" w:hAnsi="Times New Roman"/>
+          <w:b/>
+          <w:i w:val="0"/>
+          <w:color w:val="000000"/>
+          <w:sz w:val="22"/>
+          <w:u w:val="none"/>
+          <w:rtl w:val="0"/>
+        </w:rPr>
+        <w:t xml:space="preserve">({NAME OF ADVOCATE})</w:t>
+      </w:r>
+    </w:p>
+    <w:p>
+      <w:pPr>
+        <w:spacing w:after="60" w:before="0" w:lineRule="auto" w:line="312"/>
+        <w:ind w:firstLine="360"/>
+        <w:jc w:val="both"/>
+        <w:rPr/>
+      </w:pPr>
+      <w:r>
+        <w:rPr>
+          <w:rFonts w:ascii="Times New Roman" w:hAnsi="Times New Roman"/>
+          <w:b/>
+          <w:i w:val="0"/>
+          <w:color w:val="000000"/>
+          <w:sz w:val="22"/>
+          <w:u w:val="none"/>
+          <w:rtl w:val="0"/>
+        </w:rPr>
+        <w:t xml:space="preserve">Advocate High Court</w:t>
+      </w:r>
+    </w:p>
+    <w:p>
+      <w:pPr>
+        <w:spacing w:after="60" w:before="0" w:lineRule="auto" w:line="312"/>
+        <w:ind w:firstLine="360"/>
+        <w:jc w:val="both"/>
+        <w:rPr/>
+      </w:pPr>
+      <w:r>
+        <w:rPr>
+          <w:rFonts w:ascii="Times New Roman" w:hAnsi="Times New Roman"/>
+          <w:b/>
+          <w:bCs w:val="1"/>
+          <w:i w:val="0"/>
+          <w:color w:val="000000"/>
+          <w:sz w:val="22"/>
+          <w:u w:val="none"/>
+          <w:rtl w:val="0"/>
+        </w:rPr>
+        <w:t xml:space="preserve">Enrollment No. </w:t>
+      </w:r>
+      <w:r>
+        <w:rPr>
+          <w:rFonts w:ascii="Times New Roman" w:hAnsi="Times New Roman"/>
+          <w:b/>
+          <w:i w:val="0"/>
+          <w:color w:val="000000"/>
+          <w:sz w:val="22"/>
+          <w:u w:val="none"/>
+          <w:rtl w:val="0"/>
+        </w:rPr>
+        <w:t xml:space="preserve">{BAR COUNCIL NUMBER}</w:t>
+      </w:r>
+    </w:p>
+    <w:p>
+      <w:pPr>
+        <w:spacing w:after="60" w:before="0" w:lineRule="auto" w:line="312"/>
+        <w:ind w:firstLine="360"/>
+        <w:jc w:val="both"/>
+        <w:rPr/>
+      </w:pPr>
+      <w:r>
+        <w:rPr>
+          <w:rFonts w:ascii="Times New Roman" w:hAnsi="Times New Roman"/>
+          <w:b w:val="0"/>
+          <w:bCs w:val="1"/>
+          <w:i w:val="0"/>
+          <w:color w:val="000000"/>
+          <w:sz w:val="22"/>
+          <w:u w:val="none"/>
+          <w:rtl w:val="0"/>
+        </w:rPr>
+        <w:t xml:space="preserve">Office: </w:t>
+      </w:r>
+      <w:r>
+        <w:rPr>
+          <w:rFonts w:ascii="Times New Roman" w:hAnsi="Times New Roman"/>
+          <w:b w:val="0"/>
+          <w:i w:val="0"/>
+          <w:color w:val="000000"/>
+          <w:sz w:val="22"/>
+          <w:u w:val="none"/>
+          <w:rtl w:val="0"/>
+        </w:rPr>
+        <w:t xml:space="preserve">{OFFICE ADDRESS}</w:t>
+      </w:r>
+    </w:p>
+    <w:p>
+      <w:pPr>
+        <w:spacing w:after="60" w:before="0" w:lineRule="auto" w:line="312"/>
+        <w:ind w:firstLine="360"/>
+        <w:jc w:val="both"/>
+        <w:rPr/>
+      </w:pPr>
+      <w:r>
+        <w:rPr>
+          <w:rFonts w:ascii="Times New Roman" w:hAnsi="Times New Roman"/>
+          <w:b w:val="0"/>
+          <w:bCs w:val="1"/>
+          <w:i w:val="0"/>
+          <w:color w:val="000000"/>
+          <w:sz w:val="22"/>
+          <w:u w:val="none"/>
+          <w:rtl w:val="0"/>
+        </w:rPr>
+        <w:t xml:space="preserve">Mobile:</w:t>
+      </w:r>
+      <w:r>
+        <w:rPr>
+          <w:rFonts w:ascii="Times New Roman" w:hAnsi="Times New Roman"/>
+          <w:b w:val="0"/>
+          <w:i w:val="0"/>
+          <w:color w:val="000000"/>
+          <w:sz w:val="22"/>
+          <w:u w:val="none"/>
+          <w:rtl w:val="0"/>
+        </w:rPr>
+        <w:t xml:space="preserve"> {CONTACT NUMBER}</w:t>
+      </w:r>
+    </w:p>
+    <w:p>
+      <w:pPr>
+        <w:spacing w:after="60" w:before="0" w:lineRule="auto" w:line="312"/>
+        <w:ind w:firstLine="360"/>
+        <w:jc w:val="both"/>
+        <w:rPr/>
+      </w:pPr>
+      <w:r>
+        <w:rPr>
+          <w:rFonts w:ascii="Times New Roman" w:hAnsi="Times New Roman"/>
+          <w:b w:val="0"/>
+          <w:bCs w:val="1"/>
+          <w:i w:val="0"/>
+          <w:color w:val="000000"/>
+          <w:sz w:val="22"/>
+          <w:u w:val="none"/>
+          <w:rtl w:val="0"/>
+        </w:rPr>
+        <w:t xml:space="preserve">Email:</w:t>
+      </w:r>
+      <w:r>
+        <w:rPr>
+          <w:rFonts w:ascii="Times New Roman" w:hAnsi="Times New Roman"/>
+          <w:b w:val="0"/>
+          <w:i w:val="0"/>
+          <w:color w:val="000000"/>
+          <w:sz w:val="22"/>
+          <w:u w:val="none"/>
+          <w:rtl w:val="0"/>
+        </w:rPr>
+        <w:t xml:space="preserve"> {EMAIL ADDRESS}</w:t>
+      </w:r>
+    </w:p>
+    <w:p>
+      <w:pPr>
+        <w:spacing w:after="60" w:before="0" w:lineRule="auto" w:line="312"/>
+        <w:ind w:firstLine="360"/>
+        <w:jc w:val="both"/>
+        <w:rPr>
           <w:b w:val="1"/>
           <w:bCs w:val="1"/>
-          <w:rtl w:val="0"/>
-        </w:rPr>
-        <w:t xml:space="preserve">VERSUS</w:t>
-      </w:r>
-    </w:p>
-    <w:p>
-      <w:pPr>
-        <w:spacing w:after="240" w:before="240" w:lineRule="auto"/>
-        <w:rPr/>
-      </w:pPr>
-      <w:r>
-        <w:rPr>
-          <w:rtl w:val="0"/>
-        </w:rPr>
-        <w:t xml:space="preserve">The State (through {NAME OF PROSECUTOR/LEGAL OFFICIAL}).</w:t>
-      </w:r>
-    </w:p>
-    <w:p>
-      <w:pPr>
-        <w:spacing w:after="240" w:before="240" w:lineRule="auto"/>
-        <w:rPr/>
-      </w:pPr>
-      <w:r>
-        <w:rPr>
-          <w:rtl w:val="0"/>
-        </w:rPr>
-        <w:t xml:space="preserve">{NAME OF ACCUSED 1} S/O, D/O, W/O {FATHER/HUSBAND'S NAME},</w:t>
-      </w:r>
-    </w:p>
-    <w:p>
-      <w:pPr>
-        <w:spacing w:after="240" w:before="240" w:lineRule="auto"/>
-        <w:rPr/>
-      </w:pPr>
-      <w:r>
-        <w:rPr>
-          <w:rtl w:val="0"/>
-        </w:rPr>
-        <w:t xml:space="preserve">{NAME OF ACCUSED 2} S/O, D/O, W/O {FATHER/HUSBAND'S NAME},</w:t>
-      </w:r>
-    </w:p>
-    <w:p>
-      <w:pPr>
-        <w:spacing w:after="240" w:before="240" w:lineRule="auto"/>
-        <w:rPr/>
-      </w:pPr>
-      <w:r>
-        <w:rPr>
-          <w:rtl w:val="0"/>
-        </w:rPr>
-        <w:t xml:space="preserve">{ADD MORE ACCUSED AS: Accused No. 3, 4, etc. IF APPLICABLE}</w:t>
-      </w:r>
-    </w:p>
-    <w:p>
-      <w:pPr>
-        <w:spacing w:after="240" w:before="240" w:lineRule="auto"/>
+        </w:rPr>
+      </w:pPr>
+      <w:r>
+        <w:rPr>
+          <w:rFonts w:ascii="Times New Roman" w:hAnsi="Times New Roman"/>
+          <w:b w:val="0"/>
+          <w:bCs w:val="1"/>
+          <w:i w:val="0"/>
+          <w:color w:val="000000"/>
+          <w:sz w:val="22"/>
+          <w:u w:val="none"/>
+          <w:rtl w:val="0"/>
+        </w:rPr>
+        <w:t xml:space="preserve">Verification:</w:t>
+      </w:r>
+    </w:p>
+    <w:p>
+      <w:pPr>
+        <w:spacing w:after="60" w:before="0" w:lineRule="auto" w:line="312"/>
+        <w:jc w:val="both"/>
+        <w:rPr/>
+      </w:pPr>
+      <w:r>
+        <w:rPr>
+          <w:rFonts w:ascii="Times New Roman" w:hAnsi="Times New Roman"/>
+          <w:b/>
+          <w:i w:val="0"/>
+          <w:color w:val="000000"/>
+          <w:sz w:val="22"/>
+          <w:u w:val="none"/>
+          <w:rtl w:val="0"/>
+        </w:rPr>
+        <w:t xml:space="preserve">I, the above-named Applicant/Petitioner, do hereby solemnly declare and verify that the contents of paragraphs 1 to {LAST PARAGRAPH NUMBER} of this petition are true and correct to the best of my knowledge, information, and belief. The documents annexed are true copies of their originals. No part of it is false, nor have I concealed any material fact.</w:t>
+      </w:r>
+    </w:p>
+    <w:p>
+      <w:pPr>
+        <w:spacing w:after="60" w:before="0" w:lineRule="auto" w:line="312"/>
+        <w:ind w:firstLine="360"/>
+        <w:jc w:val="both"/>
+        <w:rPr/>
+      </w:pPr>
+      <w:r>
+        <w:rPr>
+          <w:rFonts w:ascii="Times New Roman" w:hAnsi="Times New Roman"/>
+          <w:b w:val="0"/>
+          <w:i w:val="0"/>
+          <w:color w:val="000000"/>
+          <w:sz w:val="22"/>
+          <w:u w:val="none"/>
+          <w:rtl w:val="0"/>
+        </w:rPr>
+        <w:t xml:space="preserve">Verified at</w:t>
+      </w:r>
+      <w:r>
+        <w:rPr>
+          <w:rFonts w:ascii="Times New Roman" w:hAnsi="Times New Roman"/>
+          <w:b w:val="0"/>
+          <w:bCs w:val="1"/>
+          <w:i w:val="0"/>
+          <w:color w:val="000000"/>
+          <w:sz w:val="22"/>
+          <w:u w:val="none"/>
+          <w:rtl w:val="0"/>
+        </w:rPr>
+        <w:t xml:space="preserve"> {CITY}</w:t>
+      </w:r>
+      <w:r>
+        <w:rPr>
+          <w:rFonts w:ascii="Times New Roman" w:hAnsi="Times New Roman"/>
+          <w:b w:val="0"/>
+          <w:i w:val="0"/>
+          <w:color w:val="000000"/>
+          <w:sz w:val="22"/>
+          <w:u w:val="none"/>
+          <w:rtl w:val="0"/>
+        </w:rPr>
+        <w:t xml:space="preserve"> on this ______ day of ______________, {YEAR}.</w:t>
+      </w:r>
+    </w:p>
+    <w:p>
+      <w:pPr>
+        <w:spacing w:after="60" w:before="0" w:lineRule="auto" w:line="312"/>
+        <w:jc w:val="both"/>
+        <w:rPr/>
+      </w:pPr>
+      <w:r>
+        <w:rPr>
+          <w:rFonts w:ascii="Times New Roman" w:hAnsi="Times New Roman"/>
+          <w:b/>
+          <w:bCs w:val="1"/>
+          <w:i w:val="0"/>
+          <w:color w:val="000000"/>
+          <w:sz w:val="22"/>
+          <w:u w:val="none"/>
+          <w:rtl w:val="0"/>
+        </w:rPr>
+        <w:t xml:space="preserve">DEPONENT:</w:t>
+      </w:r>
+      <w:r>
+        <w:rPr>
+          <w:rFonts w:ascii="Times New Roman" w:hAnsi="Times New Roman"/>
+          <w:b/>
+          <w:i w:val="0"/>
+          <w:color w:val="000000"/>
+          <w:sz w:val="22"/>
+          <w:u w:val="none"/>
+          <w:rtl w:val="0"/>
+        </w:rPr>
+        <w:t xml:space="preserve"> {APPLICANT'S NAME}</w:t>
+      </w:r>
+    </w:p>
+    <w:p>
+      <w:pPr>
+        <w:spacing w:after="60" w:before="0" w:lineRule="auto" w:line="312"/>
+        <w:ind w:firstLine="360"/>
+        <w:jc w:val="both"/>
         <w:rPr>
           <w:b w:val="1"/>
           <w:bCs w:val="1"/>
@@ -226,913 +1829,36 @@
       </w:pPr>
       <w:r>
         <w:rPr>
-          <w:rtl w:val="0"/>
-        </w:rPr>
-        <w:t xml:space="preserve">All Residents of </w:t>
-      </w:r>
-      <w:r>
+          <w:rFonts w:ascii="Times New Roman" w:hAnsi="Times New Roman"/>
+          <w:b w:val="0"/>
+          <w:bCs w:val="1"/>
+          <w:i w:val="0"/>
+          <w:color w:val="000000"/>
+          <w:sz w:val="22"/>
+          <w:u w:val="none"/>
+          <w:rtl w:val="0"/>
+        </w:rPr>
+        <w:t xml:space="preserve">INDEX OF DOCUMENTS</w:t>
+      </w:r>
+    </w:p>
+    <w:p>
+      <w:pPr>
+        <w:spacing w:after="60" w:before="0" w:lineRule="auto" w:line="312"/>
+        <w:ind w:firstLine="360"/>
+        <w:jc w:val="both"/>
         <w:rPr>
           <w:b w:val="1"/>
           <w:bCs w:val="1"/>
-          <w:rtl w:val="0"/>
-        </w:rPr>
-        <w:t xml:space="preserve">{ADDRESS OF ACCUSED(S)}.</w:t>
-      </w:r>
-    </w:p>
-    <w:p>
-      <w:pPr>
-        <w:spacing w:after="240" w:before="240" w:lineRule="auto"/>
-        <w:rPr>
-          <w:b w:val="1"/>
-          <w:bCs w:val="1"/>
-        </w:rPr>
-      </w:pPr>
-      <w:r>
-        <w:rPr>
-          <w:b w:val="1"/>
-          <w:bCs w:val="1"/>
-          <w:rtl w:val="0"/>
-        </w:rPr>
-        <w:t xml:space="preserve">…RESPONDENTS</w:t>
-      </w:r>
-    </w:p>
-    <w:p>
-      <w:pPr>
-        <w:spacing w:after="240" w:before="240" w:lineRule="auto"/>
-        <w:rPr/>
-      </w:pPr>
-      <w:r>
-        <w:rPr>
-          <w:rtl w:val="0"/>
-        </w:rPr>
-        <w:t xml:space="preserve">PETITION UNDER SECTION 497(5) OF THE CODE OF CRIMINAL PROCEDURE, 1898, FOR CANCELLATION OF BAIL GRANTED TO THE ACCUSED/RESPONDENT(S).</w:t>
-      </w:r>
-    </w:p>
-    <w:p>
-      <w:pPr>
-        <w:spacing w:after="240" w:before="240" w:lineRule="auto"/>
-        <w:rPr>
-          <w:b w:val="1"/>
-          <w:bCs w:val="1"/>
-        </w:rPr>
-      </w:pPr>
-      <w:r>
-        <w:rPr>
-          <w:b w:val="1"/>
-          <w:bCs w:val="1"/>
-          <w:rtl w:val="0"/>
-        </w:rPr>
-        <w:t xml:space="preserve">HUMBLY SHEWETH:</w:t>
-      </w:r>
-    </w:p>
-    <w:p>
-      <w:pPr>
-        <w:spacing w:after="240" w:before="240" w:lineRule="auto"/>
-        <w:rPr/>
-      </w:pPr>
-      <w:r>
-        <w:rPr>
-          <w:rtl w:val="0"/>
-        </w:rPr>
-        <w:t xml:space="preserve">That the above-named Respondents</w:t>
-      </w:r>
-      <w:r>
-        <w:rPr>
-          <w:b w:val="1"/>
-          <w:bCs w:val="1"/>
-          <w:rtl w:val="0"/>
-        </w:rPr>
-        <w:t xml:space="preserve"> (Accused) </w:t>
-      </w:r>
-      <w:r>
-        <w:rPr>
-          <w:rtl w:val="0"/>
-        </w:rPr>
-        <w:t xml:space="preserve">are involved in </w:t>
-      </w:r>
-      <w:r>
-        <w:rPr>
-          <w:b w:val="1"/>
-          <w:bCs w:val="1"/>
-          <w:rtl w:val="0"/>
-        </w:rPr>
-        <w:t xml:space="preserve">{CASE TITLE, E.G., "THEFT, ASSAULT, MURDER, ETC."}</w:t>
-      </w:r>
-      <w:r>
-        <w:rPr>
-          <w:rtl w:val="0"/>
-        </w:rPr>
-        <w:t xml:space="preserve"> case, registered as FIR No. </w:t>
-      </w:r>
-      <w:r>
-        <w:rPr>
-          <w:b w:val="1"/>
-          <w:bCs w:val="1"/>
-          <w:rtl w:val="0"/>
-        </w:rPr>
-        <w:t xml:space="preserve">{FIR NUMBER} </w:t>
-      </w:r>
-      <w:r>
-        <w:rPr>
-          <w:rtl w:val="0"/>
-        </w:rPr>
-        <w:t xml:space="preserve">dated </w:t>
-      </w:r>
-      <w:r>
-        <w:rPr>
-          <w:b w:val="1"/>
-          <w:bCs w:val="1"/>
-          <w:rtl w:val="0"/>
-        </w:rPr>
-        <w:t xml:space="preserve">{DATE OF FIR}</w:t>
-      </w:r>
-      <w:r>
-        <w:rPr>
-          <w:rtl w:val="0"/>
-        </w:rPr>
-        <w:t xml:space="preserve">, under Sections </w:t>
-      </w:r>
-      <w:r>
-        <w:rPr>
-          <w:b w:val="1"/>
-          <w:bCs w:val="1"/>
-          <w:rtl w:val="0"/>
-        </w:rPr>
-        <w:t xml:space="preserve">{PENAL CODE SECTIONS}</w:t>
-      </w:r>
-      <w:r>
-        <w:rPr>
-          <w:rtl w:val="0"/>
-        </w:rPr>
-        <w:t xml:space="preserve"> of the Pakistan Penal Code, 1860, at Police Station </w:t>
-      </w:r>
-      <w:r>
-        <w:rPr>
-          <w:b w:val="1"/>
-          <w:bCs w:val="1"/>
-          <w:rtl w:val="0"/>
-        </w:rPr>
-        <w:t xml:space="preserve">{NAME OF POLICE STATION},</w:t>
-      </w:r>
-      <w:r>
-        <w:rPr>
-          <w:rtl w:val="0"/>
-        </w:rPr>
-        <w:t xml:space="preserve"> District {</w:t>
-      </w:r>
-      <w:r>
-        <w:rPr>
-          <w:b w:val="1"/>
-          <w:bCs w:val="1"/>
-          <w:rtl w:val="0"/>
-        </w:rPr>
-        <w:t xml:space="preserve">DISTRICT}</w:t>
-      </w:r>
-      <w:r>
-        <w:rPr>
-          <w:rtl w:val="0"/>
-        </w:rPr>
-        <w:t xml:space="preserve">. A copy of the FIR is attached as ANNEXURE-A.</w:t>
-      </w:r>
-    </w:p>
-    <w:p>
-      <w:pPr>
-        <w:spacing w:after="240" w:before="240" w:lineRule="auto"/>
-        <w:rPr/>
-      </w:pPr>
-      <w:r>
-        <w:rPr>
-          <w:rtl w:val="0"/>
-        </w:rPr>
-        <w:t xml:space="preserve">That the brief facts leading to the registration of the said FIR are that on </w:t>
-      </w:r>
-      <w:r>
-        <w:rPr>
-          <w:b w:val="1"/>
-          <w:bCs w:val="1"/>
-          <w:rtl w:val="0"/>
-        </w:rPr>
-        <w:t xml:space="preserve">{DATE OF INCIDENT}</w:t>
-      </w:r>
-      <w:r>
-        <w:rPr>
-          <w:rtl w:val="0"/>
-        </w:rPr>
-        <w:t xml:space="preserve"> at about </w:t>
-      </w:r>
-      <w:r>
-        <w:rPr>
-          <w:b w:val="1"/>
-          <w:bCs w:val="1"/>
-          <w:rtl w:val="0"/>
-        </w:rPr>
-        <w:t xml:space="preserve">{TIME OF INCIDENT}</w:t>
-      </w:r>
-      <w:r>
-        <w:rPr>
-          <w:rtl w:val="0"/>
-        </w:rPr>
-        <w:t xml:space="preserve"> at </w:t>
-      </w:r>
-      <w:r>
-        <w:rPr>
-          <w:b w:val="1"/>
-          <w:bCs w:val="1"/>
-          <w:rtl w:val="0"/>
-        </w:rPr>
-        <w:t xml:space="preserve">{PLACE OF INCIDENT}</w:t>
-      </w:r>
-      <w:r>
-        <w:rPr>
-          <w:rtl w:val="0"/>
-        </w:rPr>
-        <w:t xml:space="preserve">, the Respondent(s)/Accused committed the alleged offence of {BRIEF DESCRIPTION OF THE OFFENCE}. {PROVIDE A CONCISE NARRATIVE OF THE INCIDENT, INCLUDING THE ROLE ATTRIBUTED TO THE ACCUSED AND THE NATURE OF HARM CAUSED (E.G., PHYSICAL INJURY, FINANCIAL LOSS, THREAT, ETC.)}.</w:t>
-      </w:r>
-    </w:p>
-    <w:p>
-      <w:pPr>
-        <w:spacing w:after="240" w:before="240" w:lineRule="auto"/>
-        <w:rPr/>
-      </w:pPr>
-      <w:r>
-        <w:rPr>
-          <w:rtl w:val="0"/>
-        </w:rPr>
-        <w:t xml:space="preserve">That the case involves {SPECIFY NATURE OF CASE, E.G., "HEINOUS/VIOLENT/NON-COMPOUNDABLE OFFENCE"}. During the course of investigation/proceedings, {MENTION ANY CRUCIAL DEVELOPMENT, E.G., "ADDITIONAL SECTIONS WERE ADDED / FURTHER EVIDENCE WAS COLLECTED / THE ACCUSED WERE DECLARED PROCLAIMED OFFENDERS / THE INJURED SUCCUMBED TO INJURIES," ETC.}.</w:t>
-      </w:r>
-    </w:p>
-    <w:p>
-      <w:pPr>
-        <w:spacing w:after="240" w:before="240" w:lineRule="auto"/>
-        <w:rPr/>
-      </w:pPr>
-      <w:r>
-        <w:rPr>
-          <w:rtl w:val="0"/>
-        </w:rPr>
-        <w:t xml:space="preserve">That the Respondent(s)/Accused </w:t>
-      </w:r>
-      <w:r>
-        <w:rPr>
-          <w:b w:val="1"/>
-          <w:bCs w:val="1"/>
-          <w:rtl w:val="0"/>
-        </w:rPr>
-        <w:t xml:space="preserve">{APPLIED FOR AND WAS/WERE GRANTED} </w:t>
-      </w:r>
-      <w:r>
-        <w:rPr>
-          <w:rtl w:val="0"/>
-        </w:rPr>
-        <w:t xml:space="preserve">{PRE-ARREST/ POST-ARREST} bail by the learned {NAME OF LOWER COURT/JUDGE}, {LOCATION} vide order dated </w:t>
-      </w:r>
-      <w:r>
-        <w:rPr>
-          <w:b w:val="1"/>
-          <w:bCs w:val="1"/>
-          <w:rtl w:val="0"/>
-        </w:rPr>
-        <w:t xml:space="preserve">{DATE OF BAIL ORDER}</w:t>
-      </w:r>
-      <w:r>
-        <w:rPr>
-          <w:rtl w:val="0"/>
-        </w:rPr>
-        <w:t xml:space="preserve"> in </w:t>
-      </w:r>
-      <w:r>
-        <w:rPr>
-          <w:b w:val="1"/>
-          <w:bCs w:val="1"/>
-          <w:rtl w:val="0"/>
-        </w:rPr>
-        <w:t xml:space="preserve">{BAIL APPLICATION NUMBER/NATURE}</w:t>
-      </w:r>
-      <w:r>
-        <w:rPr>
-          <w:rtl w:val="0"/>
-        </w:rPr>
-        <w:t xml:space="preserve">. A copy of the said bail order is attached as ANNEXURE-B.</w:t>
-      </w:r>
-    </w:p>
-    <w:p>
-      <w:pPr>
-        <w:spacing w:after="240" w:before="240" w:lineRule="auto"/>
-        <w:rPr/>
-      </w:pPr>
-      <w:r>
-        <w:rPr>
-          <w:rtl w:val="0"/>
-        </w:rPr>
-        <w:t xml:space="preserve">That the grant of bail was improper, erroneous, and against the settled principles of law governing bail for the following reasons, inter alia:</w:t>
-      </w:r>
-    </w:p>
-    <w:p>
-      <w:pPr>
-        <w:spacing w:after="240" w:before="240" w:lineRule="auto"/>
-        <w:rPr>
-          <w:b w:val="1"/>
-          <w:bCs w:val="1"/>
-        </w:rPr>
-      </w:pPr>
-      <w:r>
-        <w:rPr>
-          <w:b w:val="1"/>
-          <w:bCs w:val="1"/>
-          <w:rtl w:val="0"/>
-        </w:rPr>
-        <w:t xml:space="preserve">GROUNDS FOR CANCELLATION:</w:t>
-      </w:r>
-    </w:p>
-    <w:p>
-      <w:pPr>
-        <w:spacing w:after="240" w:before="240" w:lineRule="auto"/>
-        <w:rPr/>
-      </w:pPr>
-      <w:r>
-        <w:rPr>
-          <w:b w:val="1"/>
-          <w:bCs w:val="1"/>
-          <w:rtl w:val="0"/>
-        </w:rPr>
-        <w:t xml:space="preserve">(A) MISREPRESENTATION &amp; SUPPRESSIO VERI</w:t>
-      </w:r>
-      <w:r>
-        <w:rPr>
-          <w:rtl w:val="0"/>
-        </w:rPr>
-        <w:t xml:space="preserve">: The bail was obtained by fraud, misrepresentation, and/or suppression of material facts. The Respondent(s) deliberately </w:t>
-      </w:r>
-      <w:r>
-        <w:rPr>
-          <w:u w:val="single"/>
-          <w:rtl w:val="0"/>
-        </w:rPr>
-        <w:t xml:space="preserve">{CONCEALED THE FACT OF... / MISREPRESENTED TO THE COURT THAT...}</w:t>
-      </w:r>
-      <w:r>
-        <w:rPr>
-          <w:rtl w:val="0"/>
-        </w:rPr>
-        <w:t xml:space="preserve">, which was essential for a fair consideration of the bail application. The true facts were {THE TRUE FACTS ARE...}.</w:t>
-      </w:r>
-    </w:p>
-    <w:p>
-      <w:pPr>
-        <w:spacing w:after="240" w:before="240" w:lineRule="auto"/>
-        <w:rPr/>
-      </w:pPr>
-      <w:r>
-        <w:rPr>
-          <w:b w:val="1"/>
-          <w:bCs w:val="1"/>
-          <w:rtl w:val="0"/>
-        </w:rPr>
-        <w:t xml:space="preserve">(B) SERIOUSNESS OF THE OFFENCE &amp; PRIMA FACIE CASE:</w:t>
-      </w:r>
-      <w:r>
-        <w:rPr>
-          <w:rtl w:val="0"/>
-        </w:rPr>
-        <w:t xml:space="preserve"> The allegations involve a serious, </w:t>
-      </w:r>
-      <w:r>
-        <w:rPr>
-          <w:u w:val="single"/>
-          <w:rtl w:val="0"/>
-        </w:rPr>
-        <w:t xml:space="preserve">{NON-BAILABLE/HEINOUS} </w:t>
-      </w:r>
-      <w:r>
-        <w:rPr>
-          <w:rtl w:val="0"/>
-        </w:rPr>
-        <w:t xml:space="preserve">offence(s) under Section(s) </w:t>
-      </w:r>
-      <w:r>
-        <w:rPr>
-          <w:u w:val="single"/>
-          <w:rtl w:val="0"/>
-        </w:rPr>
-        <w:t xml:space="preserve">{RELEVANT PPC SECTIONS}</w:t>
-      </w:r>
-      <w:r>
-        <w:rPr>
-          <w:rtl w:val="0"/>
-        </w:rPr>
-        <w:t xml:space="preserve">. A strong prima facie case is made out against the Respondent(s) based on {EVIDENCE SUCH AS "EYEWITNESS ACCOUNTS, MEDICAL EVIDENCE, FORENSIC REPORT, RECOVERIES, ETC."}. The gravity of the offence and the evidentiary strength warrant custodial interrogation/trial.</w:t>
-      </w:r>
-    </w:p>
-    <w:p>
-      <w:pPr>
-        <w:spacing w:after="240" w:before="240" w:lineRule="auto"/>
-        <w:rPr/>
-      </w:pPr>
-      <w:r>
-        <w:rPr>
-          <w:b w:val="1"/>
-          <w:bCs w:val="1"/>
-          <w:rtl w:val="0"/>
-        </w:rPr>
-        <w:t xml:space="preserve">(C) ABUSE OF LIBERTY &amp; TAMPERING:</w:t>
-      </w:r>
-      <w:r>
-        <w:rPr>
-          <w:rtl w:val="0"/>
-        </w:rPr>
-        <w:t xml:space="preserve"> Since being released on bail, the Respondent(s) have grossly abused the liberty granted to them by </w:t>
-      </w:r>
-      <w:r>
-        <w:rPr>
-          <w:u w:val="single"/>
-          <w:rtl w:val="0"/>
-        </w:rPr>
-        <w:t xml:space="preserve">{ENGAGING IN ACTIVITIES SUCH AS "THREATENING THE COMPLAINANT/WITNESSES, PRESSURIZING FOR COMPROMISE, ABSCONDING FROM COURT PROCEEDINGS, COMMITTING A SIMILAR OFFENCE, ETC."}</w:t>
-      </w:r>
-      <w:r>
-        <w:rPr>
-          <w:rtl w:val="0"/>
-        </w:rPr>
-        <w:t xml:space="preserve">. This conduct demonstrates that they are likely to tamper with evidence and influence witnesses if left at large.</w:t>
-      </w:r>
-    </w:p>
-    <w:p>
-      <w:pPr>
-        <w:spacing w:after="240" w:before="240" w:lineRule="auto"/>
-        <w:rPr>
-          <w:u w:val="single"/>
-        </w:rPr>
-      </w:pPr>
-      <w:r>
-        <w:rPr>
-          <w:b w:val="1"/>
-          <w:bCs w:val="1"/>
-          <w:rtl w:val="0"/>
-        </w:rPr>
-        <w:t xml:space="preserve">(D) FLIGHT RISK: </w:t>
-      </w:r>
-      <w:r>
-        <w:rPr>
-          <w:rtl w:val="0"/>
-        </w:rPr>
-        <w:t xml:space="preserve">There is a genuine apprehension that the Respondent(s), being influential and facing serious charges, may abscond to avoid trial. </w:t>
-      </w:r>
-      <w:r>
-        <w:rPr>
-          <w:u w:val="single"/>
-          <w:rtl w:val="0"/>
-        </w:rPr>
-        <w:t xml:space="preserve">{PROVIDE REASON, E.G., "THEY HAVE NO FIXED ABODE / HAVE ATTEMPTED TO EVADE ARREST EARLIER / POSSESS MEANS TO FLEE THE JURISDICTION"}.</w:t>
-      </w:r>
-    </w:p>
-    <w:p>
-      <w:pPr>
-        <w:spacing w:after="240" w:before="240" w:lineRule="auto"/>
-        <w:rPr/>
-      </w:pPr>
-      <w:r>
-        <w:rPr>
-          <w:b w:val="1"/>
-          <w:bCs w:val="1"/>
-          <w:rtl w:val="0"/>
-        </w:rPr>
-        <w:t xml:space="preserve">(E) INTERESTS OF JUSTICE &amp; PUBLIC INTEREST:</w:t>
-      </w:r>
-      <w:r>
-        <w:rPr>
-          <w:rtl w:val="0"/>
-        </w:rPr>
-        <w:t xml:space="preserve"> The alleged crime has </w:t>
-      </w:r>
-      <w:r>
-        <w:rPr>
-          <w:u w:val="single"/>
-          <w:rtl w:val="0"/>
-        </w:rPr>
-        <w:t xml:space="preserve">{CAUSED GRAVE PUBLIC ALARM / UNDERMINED THE RULE OF LAW}.</w:t>
-      </w:r>
-      <w:r>
-        <w:rPr>
-          <w:rtl w:val="0"/>
-        </w:rPr>
-        <w:t xml:space="preserve"> Granting or continuing bail in such circumstances would send a wrong signal to society and undermine public confidence in the criminal justice system.</w:t>
-      </w:r>
-    </w:p>
-    <w:p>
-      <w:pPr>
-        <w:spacing w:after="240" w:before="240" w:lineRule="auto"/>
-        <w:rPr/>
-      </w:pPr>
-      <w:r>
-        <w:rPr>
-          <w:rtl w:val="0"/>
-        </w:rPr>
-        <w:t xml:space="preserve">That in light of the foregoing, the continuation of bail is wholly unjustified. The impugned bail order is liable to be set aside to secure the ends of justice and ensure a fair trial.</w:t>
-      </w:r>
-    </w:p>
-    <w:p>
-      <w:pPr>
-        <w:spacing w:after="240" w:before="240" w:lineRule="auto"/>
-        <w:rPr>
-          <w:b w:val="1"/>
-          <w:bCs w:val="1"/>
-        </w:rPr>
-      </w:pPr>
-      <w:r>
-        <w:rPr>
-          <w:b w:val="1"/>
-          <w:bCs w:val="1"/>
-          <w:rtl w:val="0"/>
-        </w:rPr>
-        <w:t xml:space="preserve">PRAYER:</w:t>
-      </w:r>
-    </w:p>
-    <w:p>
-      <w:pPr>
-        <w:spacing w:after="240" w:before="240" w:lineRule="auto"/>
-        <w:rPr/>
-      </w:pPr>
-      <w:r>
-        <w:rPr>
-          <w:rtl w:val="0"/>
-        </w:rPr>
-        <w:t xml:space="preserve">It is, therefore, most respectfully prayed that this Honourable Court may graciously be pleased to:</w:t>
-      </w:r>
-    </w:p>
-    <w:p>
-      <w:pPr>
-        <w:spacing w:after="240" w:before="240" w:lineRule="auto"/>
-        <w:rPr/>
-      </w:pPr>
-      <w:r>
-        <w:rPr>
-          <w:rtl w:val="0"/>
-        </w:rPr>
-        <w:t xml:space="preserve">text</w:t>
-      </w:r>
-    </w:p>
-    <w:p>
-      <w:pPr>
-        <w:spacing w:after="240" w:before="240" w:lineRule="auto"/>
-        <w:rPr>
-          <w:b w:val="1"/>
-          <w:bCs w:val="1"/>
-        </w:rPr>
-      </w:pPr>
-      <w:r>
-        <w:rPr>
-          <w:b w:val="1"/>
-          <w:bCs w:val="1"/>
-          <w:rtl w:val="0"/>
-        </w:rPr>
-        <w:t xml:space="preserve">(i) Accept the instant petition;</w:t>
-      </w:r>
-    </w:p>
-    <w:p>
-      <w:pPr>
-        <w:spacing w:after="240" w:before="240" w:lineRule="auto"/>
-        <w:rPr/>
-      </w:pPr>
-      <w:r>
-        <w:rPr>
-          <w:b w:val="1"/>
-          <w:bCs w:val="1"/>
-          <w:rtl w:val="0"/>
-        </w:rPr>
-        <w:t xml:space="preserve">(ii) </w:t>
-      </w:r>
-      <w:r>
-        <w:rPr>
-          <w:rtl w:val="0"/>
-        </w:rPr>
-        <w:t xml:space="preserve">Set aside/cancel the bail granted to Respondent(s) No. </w:t>
-      </w:r>
-      <w:r>
-        <w:rPr>
-          <w:b w:val="1"/>
-          <w:bCs w:val="1"/>
-          <w:rtl w:val="0"/>
-        </w:rPr>
-        <w:t xml:space="preserve">{ACCUSED NUMBERS}</w:t>
-      </w:r>
-      <w:r>
-        <w:rPr>
-          <w:rtl w:val="0"/>
-        </w:rPr>
-        <w:t xml:space="preserve"> vide order dated</w:t>
-      </w:r>
-      <w:r>
-        <w:rPr>
-          <w:b w:val="1"/>
-          <w:bCs w:val="1"/>
-          <w:rtl w:val="0"/>
-        </w:rPr>
-        <w:t xml:space="preserve"> {DATE OF BAIL ORDER}</w:t>
-      </w:r>
-      <w:r>
-        <w:rPr>
-          <w:rtl w:val="0"/>
-        </w:rPr>
-        <w:t xml:space="preserve"> passed by the learned </w:t>
-      </w:r>
-      <w:r>
-        <w:rPr>
-          <w:b w:val="1"/>
-          <w:bCs w:val="1"/>
-          <w:rtl w:val="0"/>
-        </w:rPr>
-        <w:t xml:space="preserve">{LOWER COURT/JUDGE}</w:t>
-      </w:r>
-      <w:r>
-        <w:rPr>
-          <w:rtl w:val="0"/>
-        </w:rPr>
-        <w:t xml:space="preserve">;</w:t>
-      </w:r>
-    </w:p>
-    <w:p>
-      <w:pPr>
-        <w:spacing w:after="240" w:before="240" w:lineRule="auto"/>
-        <w:rPr/>
-      </w:pPr>
-      <w:r>
-        <w:rPr>
-          <w:b w:val="1"/>
-          <w:bCs w:val="1"/>
-          <w:rtl w:val="0"/>
-        </w:rPr>
-        <w:t xml:space="preserve">(iii) </w:t>
-      </w:r>
-      <w:r>
-        <w:rPr>
-          <w:rtl w:val="0"/>
-        </w:rPr>
-        <w:t xml:space="preserve">Direct the immediate arrest and custody of the said Respondent(s)/Accused;</w:t>
-      </w:r>
-    </w:p>
-    <w:p>
-      <w:pPr>
-        <w:spacing w:after="240" w:before="240" w:lineRule="auto"/>
-        <w:rPr/>
-      </w:pPr>
-      <w:r>
-        <w:rPr>
-          <w:b w:val="1"/>
-          <w:bCs w:val="1"/>
-          <w:rtl w:val="0"/>
-        </w:rPr>
-        <w:t xml:space="preserve">(iv) </w:t>
-      </w:r>
-      <w:r>
-        <w:rPr>
-          <w:rtl w:val="0"/>
-        </w:rPr>
-        <w:t xml:space="preserve">Pass any other order(s) as this Honourable Court may deem fit and proper in the interest of justice.</w:t>
-      </w:r>
-    </w:p>
-    <w:p>
-      <w:pPr>
-        <w:spacing w:after="240" w:before="240" w:lineRule="auto"/>
-        <w:rPr>
-          <w:b w:val="1"/>
-          <w:bCs w:val="1"/>
-        </w:rPr>
-      </w:pPr>
-      <w:r>
-        <w:rPr>
-          <w:b w:val="1"/>
-          <w:bCs w:val="1"/>
-          <w:rtl w:val="0"/>
-        </w:rPr>
-        <w:t xml:space="preserve">APPLICANT/PETITIONER</w:t>
-      </w:r>
-    </w:p>
-    <w:p>
-      <w:pPr>
-        <w:spacing w:after="240" w:before="240" w:lineRule="auto"/>
-        <w:rPr>
-          <w:b w:val="1"/>
-          <w:bCs w:val="1"/>
-        </w:rPr>
-      </w:pPr>
-      <w:r>
-        <w:rPr>
-          <w:b w:val="1"/>
-          <w:bCs w:val="1"/>
-          <w:rtl w:val="0"/>
-        </w:rPr>
-        <w:t xml:space="preserve">Through Counsel:</w:t>
-      </w:r>
-    </w:p>
-    <w:p>
-      <w:pPr>
-        <w:spacing w:after="240" w:before="240" w:lineRule="auto"/>
-        <w:rPr>
-          <w:u w:val="single"/>
-        </w:rPr>
-      </w:pPr>
-      <w:r>
-        <w:rPr>
-          <w:u w:val="single"/>
-          <w:rtl w:val="0"/>
-        </w:rPr>
-        <w:t xml:space="preserve">({NAME OF ADVOCATE})</w:t>
-      </w:r>
-    </w:p>
-    <w:p>
-      <w:pPr>
-        <w:spacing w:after="240" w:before="240" w:lineRule="auto"/>
-        <w:rPr/>
-      </w:pPr>
-      <w:r>
-        <w:rPr>
-          <w:rtl w:val="0"/>
-        </w:rPr>
-        <w:t xml:space="preserve">Advocate High Court</w:t>
-      </w:r>
-    </w:p>
-    <w:p>
-      <w:pPr>
-        <w:spacing w:after="240" w:before="240" w:lineRule="auto"/>
-        <w:rPr/>
-      </w:pPr>
-      <w:r>
-        <w:rPr>
-          <w:b w:val="1"/>
-          <w:bCs w:val="1"/>
-          <w:rtl w:val="0"/>
-        </w:rPr>
-        <w:t xml:space="preserve">Enrollment No. </w:t>
-      </w:r>
-      <w:r>
-        <w:rPr>
-          <w:rtl w:val="0"/>
-        </w:rPr>
-        <w:t xml:space="preserve">{BAR COUNCIL NUMBER}</w:t>
-      </w:r>
-    </w:p>
-    <w:p>
-      <w:pPr>
-        <w:spacing w:after="240" w:before="240" w:lineRule="auto"/>
-        <w:rPr/>
-      </w:pPr>
-      <w:r>
-        <w:rPr>
-          <w:b w:val="1"/>
-          <w:bCs w:val="1"/>
-          <w:rtl w:val="0"/>
-        </w:rPr>
-        <w:t xml:space="preserve">Office: </w:t>
-      </w:r>
-      <w:r>
-        <w:rPr>
-          <w:rtl w:val="0"/>
-        </w:rPr>
-        <w:t xml:space="preserve">{OFFICE ADDRESS}</w:t>
-      </w:r>
-    </w:p>
-    <w:p>
-      <w:pPr>
-        <w:spacing w:after="240" w:before="240" w:lineRule="auto"/>
-        <w:rPr/>
-      </w:pPr>
-      <w:r>
-        <w:rPr>
-          <w:b w:val="1"/>
-          <w:bCs w:val="1"/>
-          <w:rtl w:val="0"/>
-        </w:rPr>
-        <w:t xml:space="preserve">Mobile:</w:t>
-      </w:r>
-      <w:r>
-        <w:rPr>
-          <w:rtl w:val="0"/>
-        </w:rPr>
-        <w:t xml:space="preserve"> {CONTACT NUMBER}</w:t>
-      </w:r>
-    </w:p>
-    <w:p>
-      <w:pPr>
-        <w:spacing w:after="240" w:before="240" w:lineRule="auto"/>
-        <w:rPr/>
-      </w:pPr>
-      <w:r>
-        <w:rPr>
-          <w:b w:val="1"/>
-          <w:bCs w:val="1"/>
-          <w:rtl w:val="0"/>
-        </w:rPr>
-        <w:t xml:space="preserve">Email:</w:t>
-      </w:r>
-      <w:r>
-        <w:rPr>
-          <w:rtl w:val="0"/>
-        </w:rPr>
-        <w:t xml:space="preserve"> {EMAIL ADDRESS}</w:t>
-      </w:r>
-    </w:p>
-    <w:p>
-      <w:pPr>
-        <w:spacing w:after="240" w:before="240" w:lineRule="auto"/>
-        <w:rPr>
-          <w:b w:val="1"/>
-          <w:bCs w:val="1"/>
-        </w:rPr>
-      </w:pPr>
-      <w:r>
-        <w:rPr>
-          <w:b w:val="1"/>
-          <w:bCs w:val="1"/>
-          <w:rtl w:val="0"/>
-        </w:rPr>
-        <w:t xml:space="preserve">Verification:</w:t>
-      </w:r>
-    </w:p>
-    <w:p>
-      <w:pPr>
-        <w:spacing w:after="240" w:before="240" w:lineRule="auto"/>
-        <w:rPr/>
-      </w:pPr>
-      <w:r>
-        <w:rPr>
-          <w:rtl w:val="0"/>
-        </w:rPr>
-        <w:t xml:space="preserve">I, the above-named Applicant/Petitioner, do hereby solemnly declare and verify that the contents of paragraphs 1 to {LAST PARAGRAPH NUMBER} of this petition are true and correct to the best of my knowledge, information, and belief. The documents annexed are true copies of their originals. No part of it is false, nor have I concealed any material fact.</w:t>
-      </w:r>
-    </w:p>
-    <w:p>
-      <w:pPr>
-        <w:spacing w:after="240" w:before="240" w:lineRule="auto"/>
-        <w:rPr/>
-      </w:pPr>
-      <w:r>
-        <w:rPr>
-          <w:rtl w:val="0"/>
-        </w:rPr>
-        <w:t xml:space="preserve">Verified at</w:t>
-      </w:r>
-      <w:r>
-        <w:rPr>
-          <w:b w:val="1"/>
-          <w:bCs w:val="1"/>
-          <w:rtl w:val="0"/>
-        </w:rPr>
-        <w:t xml:space="preserve"> {CITY}</w:t>
-      </w:r>
-      <w:r>
-        <w:rPr>
-          <w:rtl w:val="0"/>
-        </w:rPr>
-        <w:t xml:space="preserve"> on this ______ day of ______________, {YEAR}.</w:t>
-      </w:r>
-    </w:p>
-    <w:p>
-      <w:pPr>
-        <w:spacing w:after="240" w:before="240" w:lineRule="auto"/>
-        <w:rPr/>
-      </w:pPr>
-      <w:r>
-        <w:rPr>
-          <w:b w:val="1"/>
-          <w:bCs w:val="1"/>
-          <w:rtl w:val="0"/>
-        </w:rPr>
-        <w:t xml:space="preserve">DEPONENT:</w:t>
-      </w:r>
-      <w:r>
-        <w:rPr>
-          <w:rtl w:val="0"/>
-        </w:rPr>
-        <w:t xml:space="preserve"> {APPLICANT'S NAME}</w:t>
-      </w:r>
-    </w:p>
-    <w:p>
-      <w:pPr>
-        <w:spacing w:after="240" w:before="240" w:lineRule="auto"/>
-        <w:rPr>
-          <w:b w:val="1"/>
-          <w:bCs w:val="1"/>
-        </w:rPr>
-      </w:pPr>
-      <w:r>
-        <w:rPr>
-          <w:b w:val="1"/>
-          <w:bCs w:val="1"/>
-          <w:rtl w:val="0"/>
-        </w:rPr>
-        <w:t xml:space="preserve">INDEX OF DOCUMENTS</w:t>
-      </w:r>
-    </w:p>
-    <w:p>
-      <w:pPr>
-        <w:spacing w:after="240" w:before="240" w:lineRule="auto"/>
-        <w:rPr>
-          <w:b w:val="1"/>
-          <w:bCs w:val="1"/>
-        </w:rPr>
-      </w:pPr>
-      <w:r>
-        <w:rPr>
+        </w:rPr>
+      </w:pPr>
+      <w:r>
+        <w:rPr>
+          <w:rFonts w:ascii="Times New Roman" w:hAnsi="Times New Roman"/>
+          <w:b w:val="0"/>
+          <w:i w:val="0"/>
+          <w:color w:val="000000"/>
+          <w:sz w:val="22"/>
+          <w:u w:val="none"/>
           <w:rtl w:val="0"/>
         </w:rPr>
       </w:r>
@@ -1197,14 +1923,25 @@
             </w:pPr>
             <w:r>
               <w:rPr>
-                <w:b w:val="1"/>
+                <w:rFonts w:ascii="Times New Roman" w:hAnsi="Times New Roman"/>
+                <w:b w:val="0"/>
                 <w:bCs w:val="1"/>
+                <w:i w:val="0"/>
+                <w:color w:val="000000"/>
+                <w:sz w:val="22"/>
+                <w:u w:val="none"/>
                 <w:rtl w:val="0"/>
               </w:rPr>
               <w:t xml:space="preserve">Sr. No.</w:t>
             </w:r>
             <w:r>
               <w:rPr>
+                <w:rFonts w:ascii="Times New Roman" w:hAnsi="Times New Roman"/>
+                <w:b w:val="0"/>
+                <w:i w:val="0"/>
+                <w:color w:val="000000"/>
+                <w:sz w:val="22"/>
+                <w:u w:val="none"/>
                 <w:rtl w:val="0"/>
               </w:rPr>
             </w:r>
@@ -1234,14 +1971,25 @@
             </w:pPr>
             <w:r>
               <w:rPr>
-                <w:b w:val="1"/>
+                <w:rFonts w:ascii="Times New Roman" w:hAnsi="Times New Roman"/>
+                <w:b w:val="0"/>
                 <w:bCs w:val="1"/>
+                <w:i w:val="0"/>
+                <w:color w:val="000000"/>
+                <w:sz w:val="22"/>
+                <w:u w:val="none"/>
                 <w:rtl w:val="0"/>
               </w:rPr>
               <w:t xml:space="preserve">Description of Documents</w:t>
             </w:r>
             <w:r>
               <w:rPr>
+                <w:rFonts w:ascii="Times New Roman" w:hAnsi="Times New Roman"/>
+                <w:b w:val="0"/>
+                <w:i w:val="0"/>
+                <w:color w:val="000000"/>
+                <w:sz w:val="22"/>
+                <w:u w:val="none"/>
                 <w:rtl w:val="0"/>
               </w:rPr>
             </w:r>
@@ -1271,14 +2019,25 @@
             </w:pPr>
             <w:r>
               <w:rPr>
-                <w:b w:val="1"/>
+                <w:rFonts w:ascii="Times New Roman" w:hAnsi="Times New Roman"/>
+                <w:b w:val="0"/>
                 <w:bCs w:val="1"/>
+                <w:i w:val="0"/>
+                <w:color w:val="000000"/>
+                <w:sz w:val="22"/>
+                <w:u w:val="none"/>
                 <w:rtl w:val="0"/>
               </w:rPr>
               <w:t xml:space="preserve">Annexure</w:t>
             </w:r>
             <w:r>
               <w:rPr>
+                <w:rFonts w:ascii="Times New Roman" w:hAnsi="Times New Roman"/>
+                <w:b w:val="0"/>
+                <w:i w:val="0"/>
+                <w:color w:val="000000"/>
+                <w:sz w:val="22"/>
+                <w:u w:val="none"/>
                 <w:rtl w:val="0"/>
               </w:rPr>
             </w:r>
@@ -1308,14 +2067,25 @@
             </w:pPr>
             <w:r>
               <w:rPr>
-                <w:b w:val="1"/>
+                <w:rFonts w:ascii="Times New Roman" w:hAnsi="Times New Roman"/>
+                <w:b w:val="0"/>
                 <w:bCs w:val="1"/>
+                <w:i w:val="0"/>
+                <w:color w:val="000000"/>
+                <w:sz w:val="22"/>
+                <w:u w:val="none"/>
                 <w:rtl w:val="0"/>
               </w:rPr>
               <w:t xml:space="preserve">Page Nos.</w:t>
             </w:r>
             <w:r>
               <w:rPr>
+                <w:rFonts w:ascii="Times New Roman" w:hAnsi="Times New Roman"/>
+                <w:b w:val="0"/>
+                <w:i w:val="0"/>
+                <w:color w:val="000000"/>
+                <w:sz w:val="22"/>
+                <w:u w:val="none"/>
                 <w:rtl w:val="0"/>
               </w:rPr>
             </w:r>
@@ -1351,6 +2121,12 @@
             </w:pPr>
             <w:r>
               <w:rPr>
+                <w:rFonts w:ascii="Times New Roman" w:hAnsi="Times New Roman"/>
+                <w:b w:val="0"/>
+                <w:i w:val="0"/>
+                <w:color w:val="000000"/>
+                <w:sz w:val="22"/>
+                <w:u w:val="none"/>
                 <w:rtl w:val="0"/>
               </w:rPr>
               <w:t xml:space="preserve">01</w:t>
@@ -1380,6 +2156,12 @@
             </w:pPr>
             <w:r>
               <w:rPr>
+                <w:rFonts w:ascii="Times New Roman" w:hAnsi="Times New Roman"/>
+                <w:b w:val="0"/>
+                <w:i w:val="0"/>
+                <w:color w:val="000000"/>
+                <w:sz w:val="22"/>
+                <w:u w:val="none"/>
                 <w:rtl w:val="0"/>
               </w:rPr>
               <w:t xml:space="preserve">Petition u/s 497(5) Cr.P.C.</w:t>
@@ -1409,6 +2191,12 @@
             </w:pPr>
             <w:r>
               <w:rPr>
+                <w:rFonts w:ascii="Times New Roman" w:hAnsi="Times New Roman"/>
+                <w:b w:val="0"/>
+                <w:i w:val="0"/>
+                <w:color w:val="000000"/>
+                <w:sz w:val="22"/>
+                <w:u w:val="none"/>
                 <w:rtl w:val="0"/>
               </w:rPr>
               <w:t xml:space="preserve">-</w:t>
@@ -1438,6 +2226,12 @@
             </w:pPr>
             <w:r>
               <w:rPr>
+                <w:rFonts w:ascii="Times New Roman" w:hAnsi="Times New Roman"/>
+                <w:b w:val="0"/>
+                <w:i w:val="0"/>
+                <w:color w:val="000000"/>
+                <w:sz w:val="22"/>
+                <w:u w:val="none"/>
                 <w:rtl w:val="0"/>
               </w:rPr>
               <w:t xml:space="preserve">01-05</w:t>
@@ -1474,6 +2268,12 @@
             </w:pPr>
             <w:r>
               <w:rPr>
+                <w:rFonts w:ascii="Times New Roman" w:hAnsi="Times New Roman"/>
+                <w:b w:val="0"/>
+                <w:i w:val="0"/>
+                <w:color w:val="000000"/>
+                <w:sz w:val="22"/>
+                <w:u w:val="none"/>
                 <w:rtl w:val="0"/>
               </w:rPr>
               <w:t xml:space="preserve">02</w:t>
@@ -1503,6 +2303,12 @@
             </w:pPr>
             <w:r>
               <w:rPr>
+                <w:rFonts w:ascii="Times New Roman" w:hAnsi="Times New Roman"/>
+                <w:b w:val="0"/>
+                <w:i w:val="0"/>
+                <w:color w:val="000000"/>
+                <w:sz w:val="22"/>
+                <w:u w:val="none"/>
                 <w:rtl w:val="0"/>
               </w:rPr>
               <w:t xml:space="preserve">Copy of FIR No. {FIR NUMBER}</w:t>
@@ -1532,6 +2338,12 @@
             </w:pPr>
             <w:r>
               <w:rPr>
+                <w:rFonts w:ascii="Times New Roman" w:hAnsi="Times New Roman"/>
+                <w:b w:val="0"/>
+                <w:i w:val="0"/>
+                <w:color w:val="000000"/>
+                <w:sz w:val="22"/>
+                <w:u w:val="none"/>
                 <w:rtl w:val="0"/>
               </w:rPr>
               <w:t xml:space="preserve">A</w:t>
@@ -1561,6 +2373,12 @@
             </w:pPr>
             <w:r>
               <w:rPr>
+                <w:rFonts w:ascii="Times New Roman" w:hAnsi="Times New Roman"/>
+                <w:b w:val="0"/>
+                <w:i w:val="0"/>
+                <w:color w:val="000000"/>
+                <w:sz w:val="22"/>
+                <w:u w:val="none"/>
                 <w:rtl w:val="0"/>
               </w:rPr>
               <w:t xml:space="preserve">06</w:t>
@@ -1597,6 +2415,12 @@
             </w:pPr>
             <w:r>
               <w:rPr>
+                <w:rFonts w:ascii="Times New Roman" w:hAnsi="Times New Roman"/>
+                <w:b w:val="0"/>
+                <w:i w:val="0"/>
+                <w:color w:val="000000"/>
+                <w:sz w:val="22"/>
+                <w:u w:val="none"/>
                 <w:rtl w:val="0"/>
               </w:rPr>
               <w:t xml:space="preserve">03</w:t>
@@ -1626,6 +2450,12 @@
             </w:pPr>
             <w:r>
               <w:rPr>
+                <w:rFonts w:ascii="Times New Roman" w:hAnsi="Times New Roman"/>
+                <w:b w:val="0"/>
+                <w:i w:val="0"/>
+                <w:color w:val="000000"/>
+                <w:sz w:val="22"/>
+                <w:u w:val="none"/>
                 <w:rtl w:val="0"/>
               </w:rPr>
               <w:t xml:space="preserve">Copy of Impugned Bail Order dated {DATE}</w:t>
@@ -1655,6 +2485,12 @@
             </w:pPr>
             <w:r>
               <w:rPr>
+                <w:rFonts w:ascii="Times New Roman" w:hAnsi="Times New Roman"/>
+                <w:b w:val="0"/>
+                <w:i w:val="0"/>
+                <w:color w:val="000000"/>
+                <w:sz w:val="22"/>
+                <w:u w:val="none"/>
                 <w:rtl w:val="0"/>
               </w:rPr>
               <w:t xml:space="preserve">B</w:t>
@@ -1684,6 +2520,12 @@
             </w:pPr>
             <w:r>
               <w:rPr>
+                <w:rFonts w:ascii="Times New Roman" w:hAnsi="Times New Roman"/>
+                <w:b w:val="0"/>
+                <w:i w:val="0"/>
+                <w:color w:val="000000"/>
+                <w:sz w:val="22"/>
+                <w:u w:val="none"/>
                 <w:rtl w:val="0"/>
               </w:rPr>
               <w:t xml:space="preserve">07-08</w:t>
@@ -1720,6 +2562,12 @@
             </w:pPr>
             <w:r>
               <w:rPr>
+                <w:rFonts w:ascii="Times New Roman" w:hAnsi="Times New Roman"/>
+                <w:b w:val="0"/>
+                <w:i w:val="0"/>
+                <w:color w:val="000000"/>
+                <w:sz w:val="22"/>
+                <w:u w:val="none"/>
                 <w:rtl w:val="0"/>
               </w:rPr>
               <w:t xml:space="preserve">04</w:t>
@@ -1749,6 +2597,12 @@
             </w:pPr>
             <w:r>
               <w:rPr>
+                <w:rFonts w:ascii="Times New Roman" w:hAnsi="Times New Roman"/>
+                <w:b w:val="0"/>
+                <w:i w:val="0"/>
+                <w:color w:val="000000"/>
+                <w:sz w:val="22"/>
+                <w:u w:val="none"/>
                 <w:rtl w:val="0"/>
               </w:rPr>
               <w:t xml:space="preserve">Copy of {ANY OTHER RELEVANT DOCUMENT, E.G., "COMPLAINT, MEDICAL REPORT, ETC."}</w:t>
@@ -1778,6 +2632,12 @@
             </w:pPr>
             <w:r>
               <w:rPr>
+                <w:rFonts w:ascii="Times New Roman" w:hAnsi="Times New Roman"/>
+                <w:b w:val="0"/>
+                <w:i w:val="0"/>
+                <w:color w:val="000000"/>
+                <w:sz w:val="22"/>
+                <w:u w:val="none"/>
                 <w:rtl w:val="0"/>
               </w:rPr>
               <w:t xml:space="preserve">C</w:t>
@@ -1807,6 +2667,12 @@
             </w:pPr>
             <w:r>
               <w:rPr>
+                <w:rFonts w:ascii="Times New Roman" w:hAnsi="Times New Roman"/>
+                <w:b w:val="0"/>
+                <w:i w:val="0"/>
+                <w:color w:val="000000"/>
+                <w:sz w:val="22"/>
+                <w:u w:val="none"/>
                 <w:rtl w:val="0"/>
               </w:rPr>
               <w:t xml:space="preserve">09</w:t>
@@ -1817,11 +2683,19 @@
     </w:tbl>
     <w:p>
       <w:pPr>
-        <w:spacing w:after="240" w:before="240" w:lineRule="auto"/>
-        <w:rPr/>
-      </w:pPr>
-      <w:r>
-        <w:rPr>
+        <w:spacing w:after="60" w:before="0" w:lineRule="auto" w:line="312"/>
+        <w:ind w:firstLine="360"/>
+        <w:jc w:val="both"/>
+        <w:rPr/>
+      </w:pPr>
+      <w:r>
+        <w:rPr>
+          <w:rFonts w:ascii="Times New Roman" w:hAnsi="Times New Roman"/>
+          <w:b w:val="0"/>
+          <w:i w:val="0"/>
+          <w:color w:val="000000"/>
+          <w:sz w:val="22"/>
+          <w:u w:val="none"/>
           <w:rtl w:val="0"/>
         </w:rPr>
         <w:t xml:space="preserve">{ADD MORE ROWS AS NEEDED}</w:t>
@@ -1832,7 +2706,9 @@
     </w:p>
     <w:p>
       <w:pPr>
-        <w:spacing w:after="240" w:before="240" w:lineRule="auto"/>
+        <w:spacing w:after="60" w:before="0" w:lineRule="auto" w:line="312"/>
+        <w:ind w:firstLine="360"/>
+        <w:jc w:val="both"/>
         <w:rPr>
           <w:b w:val="1"/>
           <w:bCs w:val="1"/>
@@ -1840,8 +2716,13 @@
       </w:pPr>
       <w:r>
         <w:rPr>
-          <w:b w:val="1"/>
-          <w:bCs w:val="1"/>
+          <w:rFonts w:ascii="Times New Roman" w:hAnsi="Times New Roman"/>
+          <w:b w:val="0"/>
+          <w:bCs w:val="1"/>
+          <w:i w:val="0"/>
+          <w:color w:val="000000"/>
+          <w:sz w:val="22"/>
+          <w:u w:val="none"/>
           <w:rtl w:val="0"/>
         </w:rPr>
         <w:t xml:space="preserve">PLACEHOLDER GUIDE FOR USER INPUT:</w:t>
@@ -1849,11 +2730,19 @@
     </w:p>
     <w:p>
       <w:pPr>
-        <w:spacing w:after="240" w:before="240" w:lineRule="auto"/>
-        <w:rPr/>
-      </w:pPr>
-      <w:r>
-        <w:rPr>
+        <w:spacing w:after="60" w:before="0" w:lineRule="auto" w:line="312"/>
+        <w:ind w:firstLine="360"/>
+        <w:jc w:val="both"/>
+        <w:rPr/>
+      </w:pPr>
+      <w:r>
+        <w:rPr>
+          <w:rFonts w:ascii="Times New Roman" w:hAnsi="Times New Roman"/>
+          <w:b w:val="0"/>
+          <w:i w:val="0"/>
+          <w:color w:val="000000"/>
+          <w:sz w:val="22"/>
+          <w:u w:val="none"/>
           <w:rtl w:val="0"/>
         </w:rPr>
         <w:t xml:space="preserve">{NAME OF HIGH COURT}: [E.g., LAHORE HIGH COURT, SINDH HIGH COURT]</w:t>
@@ -1861,11 +2750,19 @@
     </w:p>
     <w:p>
       <w:pPr>
-        <w:spacing w:after="240" w:before="240" w:lineRule="auto"/>
-        <w:rPr/>
-      </w:pPr>
-      <w:r>
-        <w:rPr>
+        <w:spacing w:after="60" w:before="0" w:lineRule="auto" w:line="312"/>
+        <w:ind w:firstLine="360"/>
+        <w:jc w:val="both"/>
+        <w:rPr/>
+      </w:pPr>
+      <w:r>
+        <w:rPr>
+          <w:rFonts w:ascii="Times New Roman" w:hAnsi="Times New Roman"/>
+          <w:b w:val="0"/>
+          <w:i w:val="0"/>
+          <w:color w:val="000000"/>
+          <w:sz w:val="22"/>
+          <w:u w:val="none"/>
           <w:rtl w:val="0"/>
         </w:rPr>
         <w:t xml:space="preserve">{CITY}: [E.g., LAHORE, KARACHI, ISLAMABAD]</w:t>
@@ -1873,11 +2770,19 @@
     </w:p>
     <w:p>
       <w:pPr>
-        <w:spacing w:after="240" w:before="240" w:lineRule="auto"/>
-        <w:rPr/>
-      </w:pPr>
-      <w:r>
-        <w:rPr>
+        <w:spacing w:after="60" w:before="0" w:lineRule="auto" w:line="312"/>
+        <w:ind w:firstLine="360"/>
+        <w:jc w:val="both"/>
+        <w:rPr/>
+      </w:pPr>
+      <w:r>
+        <w:rPr>
+          <w:rFonts w:ascii="Times New Roman" w:hAnsi="Times New Roman"/>
+          <w:b w:val="0"/>
+          <w:i w:val="0"/>
+          <w:color w:val="000000"/>
+          <w:sz w:val="22"/>
+          <w:u w:val="none"/>
           <w:rtl w:val="0"/>
         </w:rPr>
         <w:t xml:space="preserve">{YEAR}: [Year of filing]</w:t>
@@ -1885,11 +2790,18 @@
     </w:p>
     <w:p>
       <w:pPr>
-        <w:spacing w:after="240" w:before="240" w:lineRule="auto"/>
-        <w:rPr/>
-      </w:pPr>
-      <w:r>
-        <w:rPr>
+        <w:spacing w:after="60" w:before="0" w:lineRule="auto" w:line="312"/>
+        <w:jc w:val="both"/>
+        <w:rPr/>
+      </w:pPr>
+      <w:r>
+        <w:rPr>
+          <w:rFonts w:ascii="Times New Roman" w:hAnsi="Times New Roman"/>
+          <w:b/>
+          <w:i w:val="0"/>
+          <w:color w:val="000000"/>
+          <w:sz w:val="22"/>
+          <w:u w:val="none"/>
           <w:rtl w:val="0"/>
         </w:rPr>
         <w:t xml:space="preserve">{NAME OF APPLICANT/COMPLAINANT/VICTIM}: [Full Name of Person filing]</w:t>
@@ -1897,11 +2809,19 @@
     </w:p>
     <w:p>
       <w:pPr>
-        <w:spacing w:after="240" w:before="240" w:lineRule="auto"/>
-        <w:rPr/>
-      </w:pPr>
-      <w:r>
-        <w:rPr>
+        <w:spacing w:after="60" w:before="0" w:lineRule="auto" w:line="312"/>
+        <w:ind w:firstLine="360"/>
+        <w:jc w:val="both"/>
+        <w:rPr/>
+      </w:pPr>
+      <w:r>
+        <w:rPr>
+          <w:rFonts w:ascii="Times New Roman" w:hAnsi="Times New Roman"/>
+          <w:b w:val="0"/>
+          <w:i w:val="0"/>
+          <w:color w:val="000000"/>
+          <w:sz w:val="22"/>
+          <w:u w:val="none"/>
           <w:rtl w:val="0"/>
         </w:rPr>
         <w:t xml:space="preserve">{FATHER/HUSBAND'S NAME}:</w:t>
@@ -1909,11 +2829,19 @@
     </w:p>
     <w:p>
       <w:pPr>
-        <w:spacing w:after="240" w:before="240" w:lineRule="auto"/>
-        <w:rPr/>
-      </w:pPr>
-      <w:r>
-        <w:rPr>
+        <w:spacing w:after="60" w:before="0" w:lineRule="auto" w:line="312"/>
+        <w:ind w:firstLine="360"/>
+        <w:jc w:val="both"/>
+        <w:rPr/>
+      </w:pPr>
+      <w:r>
+        <w:rPr>
+          <w:rFonts w:ascii="Times New Roman" w:hAnsi="Times New Roman"/>
+          <w:b w:val="0"/>
+          <w:i w:val="0"/>
+          <w:color w:val="000000"/>
+          <w:sz w:val="22"/>
+          <w:u w:val="none"/>
           <w:rtl w:val="0"/>
         </w:rPr>
         <w:t xml:space="preserve">{FULL ADDRESS}: [Complete Residential Address]</w:t>
@@ -1921,11 +2849,19 @@
     </w:p>
     <w:p>
       <w:pPr>
-        <w:spacing w:after="240" w:before="240" w:lineRule="auto"/>
-        <w:rPr/>
-      </w:pPr>
-      <w:r>
-        <w:rPr>
+        <w:spacing w:after="60" w:before="0" w:lineRule="auto" w:line="312"/>
+        <w:ind w:firstLine="360"/>
+        <w:jc w:val="both"/>
+        <w:rPr/>
+      </w:pPr>
+      <w:r>
+        <w:rPr>
+          <w:rFonts w:ascii="Times New Roman" w:hAnsi="Times New Roman"/>
+          <w:b w:val="0"/>
+          <w:i w:val="0"/>
+          <w:color w:val="000000"/>
+          <w:sz w:val="22"/>
+          <w:u w:val="none"/>
           <w:rtl w:val="0"/>
         </w:rPr>
         <w:t xml:space="preserve">{TEHSIL} &amp; {DISTRICT}:</w:t>
@@ -1933,11 +2869,19 @@
     </w:p>
     <w:p>
       <w:pPr>
-        <w:spacing w:after="240" w:before="240" w:lineRule="auto"/>
-        <w:rPr/>
-      </w:pPr>
-      <w:r>
-        <w:rPr>
+        <w:spacing w:after="60" w:before="0" w:lineRule="auto" w:line="312"/>
+        <w:ind w:firstLine="360"/>
+        <w:jc w:val="both"/>
+        <w:rPr/>
+      </w:pPr>
+      <w:r>
+        <w:rPr>
+          <w:rFonts w:ascii="Times New Roman" w:hAnsi="Times New Roman"/>
+          <w:b w:val="0"/>
+          <w:i w:val="0"/>
+          <w:color w:val="000000"/>
+          <w:sz w:val="22"/>
+          <w:u w:val="none"/>
           <w:rtl w:val="0"/>
         </w:rPr>
         <w:t xml:space="preserve">{NAME OF ACCUSED 1, 2...}:</w:t>
@@ -1945,11 +2889,19 @@
     </w:p>
     <w:p>
       <w:pPr>
-        <w:spacing w:after="240" w:before="240" w:lineRule="auto"/>
-        <w:rPr/>
-      </w:pPr>
-      <w:r>
-        <w:rPr>
+        <w:spacing w:after="60" w:before="0" w:lineRule="auto" w:line="312"/>
+        <w:ind w:firstLine="360"/>
+        <w:jc w:val="both"/>
+        <w:rPr/>
+      </w:pPr>
+      <w:r>
+        <w:rPr>
+          <w:rFonts w:ascii="Times New Roman" w:hAnsi="Times New Roman"/>
+          <w:b w:val="0"/>
+          <w:i w:val="0"/>
+          <w:color w:val="000000"/>
+          <w:sz w:val="22"/>
+          <w:u w:val="none"/>
           <w:rtl w:val="0"/>
         </w:rPr>
         <w:t xml:space="preserve">{ADDRESS OF ACCUSED(S)}:</w:t>
@@ -1957,11 +2909,19 @@
     </w:p>
     <w:p>
       <w:pPr>
-        <w:spacing w:after="240" w:before="240" w:lineRule="auto"/>
-        <w:rPr/>
-      </w:pPr>
-      <w:r>
-        <w:rPr>
+        <w:spacing w:after="60" w:before="0" w:lineRule="auto" w:line="312"/>
+        <w:ind w:firstLine="360"/>
+        <w:jc w:val="both"/>
+        <w:rPr/>
+      </w:pPr>
+      <w:r>
+        <w:rPr>
+          <w:rFonts w:ascii="Times New Roman" w:hAnsi="Times New Roman"/>
+          <w:b w:val="0"/>
+          <w:i w:val="0"/>
+          <w:color w:val="000000"/>
+          <w:sz w:val="22"/>
+          <w:u w:val="none"/>
           <w:rtl w:val="0"/>
         </w:rPr>
         <w:t xml:space="preserve">{CASE TITLE}: [Nature of Crime]</w:t>
@@ -1969,11 +2929,19 @@
     </w:p>
     <w:p>
       <w:pPr>
-        <w:spacing w:after="240" w:before="240" w:lineRule="auto"/>
-        <w:rPr/>
-      </w:pPr>
-      <w:r>
-        <w:rPr>
+        <w:spacing w:after="60" w:before="0" w:lineRule="auto" w:line="312"/>
+        <w:ind w:firstLine="360"/>
+        <w:jc w:val="both"/>
+        <w:rPr/>
+      </w:pPr>
+      <w:r>
+        <w:rPr>
+          <w:rFonts w:ascii="Times New Roman" w:hAnsi="Times New Roman"/>
+          <w:b w:val="0"/>
+          <w:i w:val="0"/>
+          <w:color w:val="000000"/>
+          <w:sz w:val="22"/>
+          <w:u w:val="none"/>
           <w:rtl w:val="0"/>
         </w:rPr>
         <w:t xml:space="preserve">{FIR NUMBER} &amp; {DATE OF FIR}:</w:t>
@@ -1981,11 +2949,19 @@
     </w:p>
     <w:p>
       <w:pPr>
-        <w:spacing w:after="240" w:before="240" w:lineRule="auto"/>
-        <w:rPr/>
-      </w:pPr>
-      <w:r>
-        <w:rPr>
+        <w:spacing w:after="60" w:before="0" w:lineRule="auto" w:line="312"/>
+        <w:ind w:firstLine="360"/>
+        <w:jc w:val="both"/>
+        <w:rPr/>
+      </w:pPr>
+      <w:r>
+        <w:rPr>
+          <w:rFonts w:ascii="Times New Roman" w:hAnsi="Times New Roman"/>
+          <w:b w:val="0"/>
+          <w:i w:val="0"/>
+          <w:color w:val="000000"/>
+          <w:sz w:val="22"/>
+          <w:u w:val="none"/>
           <w:rtl w:val="0"/>
         </w:rPr>
         <w:t xml:space="preserve">{PENAL CODE SECTIONS}: [E.g., 302, 324, 382, etc.]</w:t>
@@ -1993,11 +2969,19 @@
     </w:p>
     <w:p>
       <w:pPr>
-        <w:spacing w:after="240" w:before="240" w:lineRule="auto"/>
-        <w:rPr/>
-      </w:pPr>
-      <w:r>
-        <w:rPr>
+        <w:spacing w:after="60" w:before="0" w:lineRule="auto" w:line="312"/>
+        <w:ind w:firstLine="360"/>
+        <w:jc w:val="both"/>
+        <w:rPr/>
+      </w:pPr>
+      <w:r>
+        <w:rPr>
+          <w:rFonts w:ascii="Times New Roman" w:hAnsi="Times New Roman"/>
+          <w:b w:val="0"/>
+          <w:i w:val="0"/>
+          <w:color w:val="000000"/>
+          <w:sz w:val="22"/>
+          <w:u w:val="none"/>
           <w:rtl w:val="0"/>
         </w:rPr>
         <w:t xml:space="preserve">{NAME OF POLICE STATION}:</w:t>
@@ -2005,11 +2989,19 @@
     </w:p>
     <w:p>
       <w:pPr>
-        <w:spacing w:after="240" w:before="240" w:lineRule="auto"/>
-        <w:rPr/>
-      </w:pPr>
-      <w:r>
-        <w:rPr>
+        <w:spacing w:after="60" w:before="0" w:lineRule="auto" w:line="312"/>
+        <w:ind w:firstLine="360"/>
+        <w:jc w:val="both"/>
+        <w:rPr/>
+      </w:pPr>
+      <w:r>
+        <w:rPr>
+          <w:rFonts w:ascii="Times New Roman" w:hAnsi="Times New Roman"/>
+          <w:b w:val="0"/>
+          <w:i w:val="0"/>
+          <w:color w:val="000000"/>
+          <w:sz w:val="22"/>
+          <w:u w:val="none"/>
           <w:rtl w:val="0"/>
         </w:rPr>
         <w:t xml:space="preserve">{DATE, TIME, PLACE OF INCIDENT}:</w:t>
@@ -2017,11 +3009,19 @@
     </w:p>
     <w:p>
       <w:pPr>
-        <w:spacing w:after="240" w:before="240" w:lineRule="auto"/>
-        <w:rPr/>
-      </w:pPr>
-      <w:r>
-        <w:rPr>
+        <w:spacing w:after="60" w:before="0" w:lineRule="auto" w:line="312"/>
+        <w:ind w:firstLine="360"/>
+        <w:jc w:val="both"/>
+        <w:rPr/>
+      </w:pPr>
+      <w:r>
+        <w:rPr>
+          <w:rFonts w:ascii="Times New Roman" w:hAnsi="Times New Roman"/>
+          <w:b w:val="0"/>
+          <w:i w:val="0"/>
+          <w:color w:val="000000"/>
+          <w:sz w:val="22"/>
+          <w:u w:val="none"/>
           <w:rtl w:val="0"/>
         </w:rPr>
         <w:t xml:space="preserve">{BRIEF DESCRIPTION OF THE OFFENCE}: [2-3 line summary]</w:t>
@@ -2029,11 +3029,19 @@
     </w:p>
     <w:p>
       <w:pPr>
-        <w:spacing w:after="240" w:before="240" w:lineRule="auto"/>
-        <w:rPr/>
-      </w:pPr>
-      <w:r>
-        <w:rPr>
+        <w:spacing w:after="60" w:before="0" w:lineRule="auto" w:line="312"/>
+        <w:ind w:firstLine="360"/>
+        <w:jc w:val="both"/>
+        <w:rPr/>
+      </w:pPr>
+      <w:r>
+        <w:rPr>
+          <w:rFonts w:ascii="Times New Roman" w:hAnsi="Times New Roman"/>
+          <w:b w:val="0"/>
+          <w:i w:val="0"/>
+          <w:color w:val="000000"/>
+          <w:sz w:val="22"/>
+          <w:u w:val="none"/>
           <w:rtl w:val="0"/>
         </w:rPr>
         <w:t xml:space="preserve">{SPECIFY NATURE OF CASE}: [Heinous, Non-compoundable, etc.]</w:t>
@@ -2041,11 +3049,19 @@
     </w:p>
     <w:p>
       <w:pPr>
-        <w:spacing w:after="240" w:before="240" w:lineRule="auto"/>
-        <w:rPr/>
-      </w:pPr>
-      <w:r>
-        <w:rPr>
+        <w:spacing w:after="60" w:before="0" w:lineRule="auto" w:line="312"/>
+        <w:ind w:firstLine="360"/>
+        <w:jc w:val="both"/>
+        <w:rPr/>
+      </w:pPr>
+      <w:r>
+        <w:rPr>
+          <w:rFonts w:ascii="Times New Roman" w:hAnsi="Times New Roman"/>
+          <w:b w:val="0"/>
+          <w:i w:val="0"/>
+          <w:color w:val="000000"/>
+          <w:sz w:val="22"/>
+          <w:u w:val="none"/>
           <w:rtl w:val="0"/>
         </w:rPr>
         <w:t xml:space="preserve">{MENTION ANY CRUCIAL DEVELOPMENT}: [E.g., "The offence under Section 302 PPC was added after the victim's death."]</w:t>
@@ -2053,11 +3069,19 @@
     </w:p>
     <w:p>
       <w:pPr>
-        <w:spacing w:after="240" w:before="240" w:lineRule="auto"/>
-        <w:rPr/>
-      </w:pPr>
-      <w:r>
-        <w:rPr>
+        <w:spacing w:after="60" w:before="0" w:lineRule="auto" w:line="312"/>
+        <w:ind w:firstLine="360"/>
+        <w:jc w:val="both"/>
+        <w:rPr/>
+      </w:pPr>
+      <w:r>
+        <w:rPr>
+          <w:rFonts w:ascii="Times New Roman" w:hAnsi="Times New Roman"/>
+          <w:b w:val="0"/>
+          <w:i w:val="0"/>
+          <w:color w:val="000000"/>
+          <w:sz w:val="22"/>
+          <w:u w:val="none"/>
           <w:rtl w:val="0"/>
         </w:rPr>
         <w:t xml:space="preserve">{APPLIED FOR AND WAS/WERE GRANTED}: [Pre-arrest/Post-arrest]</w:t>
@@ -2065,11 +3089,19 @@
     </w:p>
     <w:p>
       <w:pPr>
-        <w:spacing w:after="240" w:before="240" w:lineRule="auto"/>
-        <w:rPr/>
-      </w:pPr>
-      <w:r>
-        <w:rPr>
+        <w:spacing w:after="60" w:before="0" w:lineRule="auto" w:line="312"/>
+        <w:ind w:firstLine="360"/>
+        <w:jc w:val="both"/>
+        <w:rPr/>
+      </w:pPr>
+      <w:r>
+        <w:rPr>
+          <w:rFonts w:ascii="Times New Roman" w:hAnsi="Times New Roman"/>
+          <w:b w:val="0"/>
+          <w:i w:val="0"/>
+          <w:color w:val="000000"/>
+          <w:sz w:val="22"/>
+          <w:u w:val="none"/>
           <w:rtl w:val="0"/>
         </w:rPr>
         <w:t xml:space="preserve">{NAME OF LOWER COURT/JUDGE} &amp; {LOCATION}:</w:t>
@@ -2077,11 +3109,19 @@
     </w:p>
     <w:p>
       <w:pPr>
-        <w:spacing w:after="240" w:before="240" w:lineRule="auto"/>
-        <w:rPr/>
-      </w:pPr>
-      <w:r>
-        <w:rPr>
+        <w:spacing w:after="60" w:before="0" w:lineRule="auto" w:line="312"/>
+        <w:ind w:firstLine="360"/>
+        <w:jc w:val="both"/>
+        <w:rPr/>
+      </w:pPr>
+      <w:r>
+        <w:rPr>
+          <w:rFonts w:ascii="Times New Roman" w:hAnsi="Times New Roman"/>
+          <w:b w:val="0"/>
+          <w:i w:val="0"/>
+          <w:color w:val="000000"/>
+          <w:sz w:val="22"/>
+          <w:u w:val="none"/>
           <w:rtl w:val="0"/>
         </w:rPr>
         <w:t xml:space="preserve">{DATE OF BAIL ORDER} &amp; {BAIL APPLICATION NUMBER}:</w:t>
@@ -2089,11 +3129,19 @@
     </w:p>
     <w:p>
       <w:pPr>
-        <w:spacing w:after="240" w:before="240" w:lineRule="auto"/>
-        <w:rPr/>
-      </w:pPr>
-      <w:r>
-        <w:rPr>
+        <w:spacing w:after="60" w:before="0" w:lineRule="auto" w:line="312"/>
+        <w:ind w:firstLine="360"/>
+        <w:jc w:val="both"/>
+        <w:rPr/>
+      </w:pPr>
+      <w:r>
+        <w:rPr>
+          <w:rFonts w:ascii="Times New Roman" w:hAnsi="Times New Roman"/>
+          <w:b w:val="0"/>
+          <w:i w:val="0"/>
+          <w:color w:val="000000"/>
+          <w:sz w:val="22"/>
+          <w:u w:val="none"/>
           <w:rtl w:val="0"/>
         </w:rPr>
         <w:t xml:space="preserve">{CONCEALED THE FACT OF... / MISREPRESENTED TO THE COURT THAT...}: [State the concealed fact]</w:t>
@@ -2101,11 +3149,19 @@
     </w:p>
     <w:p>
       <w:pPr>
-        <w:spacing w:after="240" w:before="240" w:lineRule="auto"/>
-        <w:rPr/>
-      </w:pPr>
-      <w:r>
-        <w:rPr>
+        <w:spacing w:after="60" w:before="0" w:lineRule="auto" w:line="312"/>
+        <w:ind w:firstLine="360"/>
+        <w:jc w:val="both"/>
+        <w:rPr/>
+      </w:pPr>
+      <w:r>
+        <w:rPr>
+          <w:rFonts w:ascii="Times New Roman" w:hAnsi="Times New Roman"/>
+          <w:b w:val="0"/>
+          <w:i w:val="0"/>
+          <w:color w:val="000000"/>
+          <w:sz w:val="22"/>
+          <w:u w:val="none"/>
           <w:rtl w:val="0"/>
         </w:rPr>
         <w:t xml:space="preserve">{THE TRUE FACTS ARE...}: [State the true fact]</w:t>
@@ -2113,11 +3169,19 @@
     </w:p>
     <w:p>
       <w:pPr>
-        <w:spacing w:after="240" w:before="240" w:lineRule="auto"/>
-        <w:rPr/>
-      </w:pPr>
-      <w:r>
-        <w:rPr>
+        <w:spacing w:after="60" w:before="0" w:lineRule="auto" w:line="312"/>
+        <w:ind w:firstLine="360"/>
+        <w:jc w:val="both"/>
+        <w:rPr/>
+      </w:pPr>
+      <w:r>
+        <w:rPr>
+          <w:rFonts w:ascii="Times New Roman" w:hAnsi="Times New Roman"/>
+          <w:b w:val="0"/>
+          <w:i w:val="0"/>
+          <w:color w:val="000000"/>
+          <w:sz w:val="22"/>
+          <w:u w:val="none"/>
           <w:rtl w:val="0"/>
         </w:rPr>
         <w:t xml:space="preserve">{NON-BAILABLE/HEINOUS}: [Choose as applicable]</w:t>
@@ -2125,11 +3189,19 @@
     </w:p>
     <w:p>
       <w:pPr>
-        <w:spacing w:after="240" w:before="240" w:lineRule="auto"/>
-        <w:rPr/>
-      </w:pPr>
-      <w:r>
-        <w:rPr>
+        <w:spacing w:after="60" w:before="0" w:lineRule="auto" w:line="312"/>
+        <w:ind w:firstLine="360"/>
+        <w:jc w:val="both"/>
+        <w:rPr/>
+      </w:pPr>
+      <w:r>
+        <w:rPr>
+          <w:rFonts w:ascii="Times New Roman" w:hAnsi="Times New Roman"/>
+          <w:b w:val="0"/>
+          <w:i w:val="0"/>
+          <w:color w:val="000000"/>
+          <w:sz w:val="22"/>
+          <w:u w:val="none"/>
           <w:rtl w:val="0"/>
         </w:rPr>
         <w:t xml:space="preserve">{RELEVANT PPC SECTIONS}: [For this ground]</w:t>
@@ -2137,11 +3209,19 @@
     </w:p>
     <w:p>
       <w:pPr>
-        <w:spacing w:after="240" w:before="240" w:lineRule="auto"/>
-        <w:rPr/>
-      </w:pPr>
-      <w:r>
-        <w:rPr>
+        <w:spacing w:after="60" w:before="0" w:lineRule="auto" w:line="312"/>
+        <w:ind w:firstLine="360"/>
+        <w:jc w:val="both"/>
+        <w:rPr/>
+      </w:pPr>
+      <w:r>
+        <w:rPr>
+          <w:rFonts w:ascii="Times New Roman" w:hAnsi="Times New Roman"/>
+          <w:b w:val="0"/>
+          <w:i w:val="0"/>
+          <w:color w:val="000000"/>
+          <w:sz w:val="22"/>
+          <w:u w:val="none"/>
           <w:rtl w:val="0"/>
         </w:rPr>
         <w:t xml:space="preserve">{EVIDENCE SUCH AS...}: [List key evidence]</w:t>
@@ -2149,11 +3229,19 @@
     </w:p>
     <w:p>
       <w:pPr>
-        <w:spacing w:after="240" w:before="240" w:lineRule="auto"/>
-        <w:rPr/>
-      </w:pPr>
-      <w:r>
-        <w:rPr>
+        <w:spacing w:after="60" w:before="0" w:lineRule="auto" w:line="312"/>
+        <w:ind w:firstLine="360"/>
+        <w:jc w:val="both"/>
+        <w:rPr/>
+      </w:pPr>
+      <w:r>
+        <w:rPr>
+          <w:rFonts w:ascii="Times New Roman" w:hAnsi="Times New Roman"/>
+          <w:b w:val="0"/>
+          <w:i w:val="0"/>
+          <w:color w:val="000000"/>
+          <w:sz w:val="22"/>
+          <w:u w:val="none"/>
           <w:rtl w:val="0"/>
         </w:rPr>
         <w:t xml:space="preserve">{ENGAGING IN ACTIVITIES SUCH AS...}: [Describe misconduct post-bail]</w:t>
@@ -2161,11 +3249,19 @@
     </w:p>
     <w:p>
       <w:pPr>
-        <w:spacing w:after="240" w:before="240" w:lineRule="auto"/>
-        <w:rPr/>
-      </w:pPr>
-      <w:r>
-        <w:rPr>
+        <w:spacing w:after="60" w:before="0" w:lineRule="auto" w:line="312"/>
+        <w:ind w:firstLine="360"/>
+        <w:jc w:val="both"/>
+        <w:rPr/>
+      </w:pPr>
+      <w:r>
+        <w:rPr>
+          <w:rFonts w:ascii="Times New Roman" w:hAnsi="Times New Roman"/>
+          <w:b w:val="0"/>
+          <w:i w:val="0"/>
+          <w:color w:val="000000"/>
+          <w:sz w:val="22"/>
+          <w:u w:val="none"/>
           <w:rtl w:val="0"/>
         </w:rPr>
         <w:t xml:space="preserve">{PROVIDE REASON, E.G.,...}: [For flight risk]</w:t>
@@ -2173,11 +3269,19 @@
     </w:p>
     <w:p>
       <w:pPr>
-        <w:spacing w:after="240" w:before="240" w:lineRule="auto"/>
-        <w:rPr/>
-      </w:pPr>
-      <w:r>
-        <w:rPr>
+        <w:spacing w:after="60" w:before="0" w:lineRule="auto" w:line="312"/>
+        <w:ind w:firstLine="360"/>
+        <w:jc w:val="both"/>
+        <w:rPr/>
+      </w:pPr>
+      <w:r>
+        <w:rPr>
+          <w:rFonts w:ascii="Times New Roman" w:hAnsi="Times New Roman"/>
+          <w:b w:val="0"/>
+          <w:i w:val="0"/>
+          <w:color w:val="000000"/>
+          <w:sz w:val="22"/>
+          <w:u w:val="none"/>
           <w:rtl w:val="0"/>
         </w:rPr>
         <w:t xml:space="preserve">{CAUSED GRAVE PUBLIC ALARM...}: [Public interest argument]</w:t>
@@ -2185,11 +3289,19 @@
     </w:p>
     <w:p>
       <w:pPr>
-        <w:spacing w:after="240" w:before="240" w:lineRule="auto"/>
-        <w:rPr/>
-      </w:pPr>
-      <w:r>
-        <w:rPr>
+        <w:spacing w:after="60" w:before="0" w:lineRule="auto" w:line="312"/>
+        <w:ind w:firstLine="360"/>
+        <w:jc w:val="both"/>
+        <w:rPr/>
+      </w:pPr>
+      <w:r>
+        <w:rPr>
+          <w:rFonts w:ascii="Times New Roman" w:hAnsi="Times New Roman"/>
+          <w:b/>
+          <w:i w:val="0"/>
+          <w:color w:val="000000"/>
+          <w:sz w:val="22"/>
+          <w:u w:val="none"/>
           <w:rtl w:val="0"/>
         </w:rPr>
         <w:t xml:space="preserve">{ACCUSED NUMBERS}: [Respondent Nos. to be arrested]</w:t>
@@ -2197,11 +3309,19 @@
     </w:p>
     <w:p>
       <w:pPr>
-        <w:spacing w:after="240" w:before="240" w:lineRule="auto"/>
-        <w:rPr/>
-      </w:pPr>
-      <w:r>
-        <w:rPr>
+        <w:spacing w:after="60" w:before="0" w:lineRule="auto" w:line="312"/>
+        <w:ind w:firstLine="360"/>
+        <w:jc w:val="both"/>
+        <w:rPr/>
+      </w:pPr>
+      <w:r>
+        <w:rPr>
+          <w:rFonts w:ascii="Times New Roman" w:hAnsi="Times New Roman"/>
+          <w:b w:val="0"/>
+          <w:i w:val="0"/>
+          <w:color w:val="000000"/>
+          <w:sz w:val="22"/>
+          <w:u w:val="none"/>
           <w:rtl w:val="0"/>
         </w:rPr>
         <w:t xml:space="preserve">{LAST PARAGRAPH NUMBER}: [Numerical value, e.g., 6]</w:t>
@@ -2209,11 +3329,19 @@
     </w:p>
     <w:p>
       <w:pPr>
-        <w:spacing w:after="240" w:before="240" w:lineRule="auto"/>
-        <w:rPr/>
-      </w:pPr>
-      <w:r>
-        <w:rPr>
+        <w:spacing w:after="60" w:before="0" w:lineRule="auto" w:line="312"/>
+        <w:ind w:firstLine="360"/>
+        <w:jc w:val="both"/>
+        <w:rPr/>
+      </w:pPr>
+      <w:r>
+        <w:rPr>
+          <w:rFonts w:ascii="Times New Roman" w:hAnsi="Times New Roman"/>
+          <w:b/>
+          <w:i w:val="0"/>
+          <w:color w:val="000000"/>
+          <w:sz w:val="22"/>
+          <w:u w:val="none"/>
           <w:rtl w:val="0"/>
         </w:rPr>
         <w:t xml:space="preserve">{NAME OF ADVOCATE}:</w:t>
@@ -2221,11 +3349,19 @@
     </w:p>
     <w:p>
       <w:pPr>
-        <w:spacing w:after="240" w:before="240" w:lineRule="auto"/>
-        <w:rPr/>
-      </w:pPr>
-      <w:r>
-        <w:rPr>
+        <w:spacing w:after="60" w:before="0" w:lineRule="auto" w:line="312"/>
+        <w:ind w:firstLine="360"/>
+        <w:jc w:val="both"/>
+        <w:rPr/>
+      </w:pPr>
+      <w:r>
+        <w:rPr>
+          <w:rFonts w:ascii="Times New Roman" w:hAnsi="Times New Roman"/>
+          <w:b w:val="0"/>
+          <w:i w:val="0"/>
+          <w:color w:val="000000"/>
+          <w:sz w:val="22"/>
+          <w:u w:val="none"/>
           <w:rtl w:val="0"/>
         </w:rPr>
         <w:t xml:space="preserve">{BAR COUNCIL NUMBER, OFFICE ADDRESS, CONTACT, EMAIL}:</w:t>
@@ -2233,11 +3369,19 @@
     </w:p>
     <w:p>
       <w:pPr>
-        <w:spacing w:after="240" w:before="240" w:lineRule="auto"/>
-        <w:rPr/>
-      </w:pPr>
-      <w:r>
-        <w:rPr>
+        <w:spacing w:after="60" w:before="0" w:lineRule="auto" w:line="312"/>
+        <w:ind w:firstLine="360"/>
+        <w:jc w:val="both"/>
+        <w:rPr/>
+      </w:pPr>
+      <w:r>
+        <w:rPr>
+          <w:rFonts w:ascii="Times New Roman" w:hAnsi="Times New Roman"/>
+          <w:b w:val="0"/>
+          <w:i w:val="0"/>
+          <w:color w:val="000000"/>
+          <w:sz w:val="22"/>
+          <w:u w:val="none"/>
           <w:rtl w:val="0"/>
         </w:rPr>
         <w:t xml:space="preserve">{ANY OTHER RELEVANT DOCUMENT}: [In Index] </w:t>
@@ -2257,24 +3401,116 @@
           <w:between w:space="0" w:sz="0" w:val="nil"/>
         </w:pBdr>
         <w:shd w:fill="auto" w:val="clear"/>
-        <w:spacing w:after="180" w:before="180" w:line="240" w:lineRule="auto"/>
-        <w:ind w:left="0" w:right="0" w:firstLine="0"/>
-        <w:jc w:val="left"/>
-        <w:rPr/>
-      </w:pPr>
-      <w:r>
-        <w:rPr>
+        <w:spacing w:after="60" w:before="0" w:line="312" w:lineRule="auto"/>
+        <w:ind w:left="0" w:right="0" w:firstLine="360"/>
+        <w:jc w:val="both"/>
+        <w:rPr/>
+      </w:pPr>
+      <w:r>
+        <w:rPr>
+          <w:rFonts w:ascii="Times New Roman" w:hAnsi="Times New Roman"/>
+          <w:b w:val="0"/>
+          <w:i w:val="0"/>
+          <w:color w:val="000000"/>
+          <w:sz w:val="22"/>
+          <w:u w:val="none"/>
           <w:rtl w:val="0"/>
         </w:rPr>
       </w:r>
     </w:p>
     <w:sectPr>
+      <w:background w:color="f7eedf"/>
+      <w:headerReference w:type="default" r:id="rId6"/>
+      <w:footerReference w:type="default" r:id="rId7"/>
       <w:pgSz w:h="15840" w:w="12240" w:orient="portrait"/>
-      <w:pgMar w:bottom="1440" w:top="1440" w:left="1440" w:right="1440" w:header="360" w:footer="360"/>
+      <w:pgMar w:bottom="1152" w:top="1152" w:left="1440" w:right="1440" w:header="360" w:footer="360"/>
       <w:pgNumType w:start="1"/>
+      <w:pgBorders w:offsetFrom="page">
+        <w:top w:val="single" w:sz="20" w:space="20" w:color="000000"/>
+        <w:left w:val="single" w:sz="20" w:space="20" w:color="000000"/>
+        <w:bottom w:val="single" w:sz="20" w:space="20" w:color="000000"/>
+        <w:right w:val="single" w:sz="20" w:space="20" w:color="000000"/>
+      </w:pgBorders>
     </w:sectPr>
   </w:body>
 </w:document>
+</file>
+
+<file path=word/footer1.xml><?xml version="1.0" encoding="utf-8"?>
+<w:ftr xmlns:m="http://schemas.openxmlformats.org/officeDocument/2006/math" xmlns:mc="http://schemas.openxmlformats.org/markup-compatibility/2006" xmlns:mo="http://schemas.microsoft.com/office/mac/office/2008/main" xmlns:mv="urn:schemas-microsoft-com:mac:vml" xmlns:o="urn:schemas-microsoft-com:office:office" xmlns:r="http://schemas.openxmlformats.org/officeDocument/2006/relationships" xmlns:v="urn:schemas-microsoft-com:vml" xmlns:w10="urn:schemas-microsoft-com:office:word" xmlns:w14="http://schemas.microsoft.com/office/word/2010/wordml" xmlns:w="http://schemas.openxmlformats.org/wordprocessingml/2006/main" xmlns:wne="http://schemas.microsoft.com/office/word/2006/wordml" xmlns:wp14="http://schemas.microsoft.com/office/word/2010/wordprocessingDrawing" xmlns:wp="http://schemas.openxmlformats.org/drawingml/2006/wordprocessingDrawing" xmlns:wpc="http://schemas.microsoft.com/office/word/2010/wordprocessingCanvas" xmlns:wpg="http://schemas.microsoft.com/office/word/2010/wordprocessingGroup" xmlns:wpi="http://schemas.microsoft.com/office/word/2010/wordprocessingInk" xmlns:wps="http://schemas.microsoft.com/office/word/2010/wordprocessingShape" mc:Ignorable="w14 wp14">
+  <w:p>
+    <w:pPr>
+      <w:jc w:val="center"/>
+    </w:pPr>
+    <w:r>
+      <w:rPr>
+        <w:rFonts w:ascii="Times New Roman" w:hAnsi="Times New Roman"/>
+        <w:b w:val="0"/>
+        <w:color w:val="505050"/>
+        <w:sz w:val="16"/>
+      </w:rPr>
+      <w:t>Generated by Lawmate</w:t>
+    </w:r>
+  </w:p>
+</w:ftr>
+</file>
+
+<file path=word/header1.xml><?xml version="1.0" encoding="utf-8"?>
+<w:hdr xmlns:m="http://schemas.openxmlformats.org/officeDocument/2006/math" xmlns:mc="http://schemas.openxmlformats.org/markup-compatibility/2006" xmlns:mo="http://schemas.microsoft.com/office/mac/office/2008/main" xmlns:mv="urn:schemas-microsoft-com:mac:vml" xmlns:o="urn:schemas-microsoft-com:office:office" xmlns:r="http://schemas.openxmlformats.org/officeDocument/2006/relationships" xmlns:v="urn:schemas-microsoft-com:vml" xmlns:w10="urn:schemas-microsoft-com:office:word" xmlns:w14="http://schemas.microsoft.com/office/word/2010/wordml" xmlns:w="http://schemas.openxmlformats.org/wordprocessingml/2006/main" xmlns:wne="http://schemas.microsoft.com/office/word/2006/wordml" xmlns:wp14="http://schemas.microsoft.com/office/word/2010/wordprocessingDrawing" xmlns:wp="http://schemas.openxmlformats.org/drawingml/2006/wordprocessingDrawing" xmlns:wpc="http://schemas.microsoft.com/office/word/2010/wordprocessingCanvas" xmlns:wpg="http://schemas.microsoft.com/office/word/2010/wordprocessingGroup" xmlns:wpi="http://schemas.microsoft.com/office/word/2010/wordprocessingInk" xmlns:wps="http://schemas.microsoft.com/office/word/2010/wordprocessingShape" mc:Ignorable="w14 wp14">
+  <w:p>
+    <w:pPr>
+      <w:jc w:val="center"/>
+    </w:pPr>
+    <w:r>
+      <w:drawing>
+        <wp:inline xmlns:a="http://schemas.openxmlformats.org/drawingml/2006/main" xmlns:pic="http://schemas.openxmlformats.org/drawingml/2006/picture">
+          <wp:extent cx="1371600" cy="1250354"/>
+          <wp:docPr id="1" name="Picture 1"/>
+          <wp:cNvGraphicFramePr>
+            <a:graphicFrameLocks noChangeAspect="1"/>
+          </wp:cNvGraphicFramePr>
+          <a:graphic>
+            <a:graphicData uri="http://schemas.openxmlformats.org/drawingml/2006/picture">
+              <pic:pic>
+                <pic:nvPicPr>
+                  <pic:cNvPr id="0" name="Copy of Copy of Labor Law Thesis Defense by Slidesgo.pptx.png"/>
+                  <pic:cNvPicPr/>
+                </pic:nvPicPr>
+                <pic:blipFill>
+                  <a:blip r:embed="rId4"/>
+                  <a:stretch>
+                    <a:fillRect/>
+                  </a:stretch>
+                </pic:blipFill>
+                <pic:spPr>
+                  <a:xfrm>
+                    <a:off x="0" y="0"/>
+                    <a:ext cx="1371600" cy="1250354"/>
+                  </a:xfrm>
+                  <a:prstGeom prst="rect"/>
+                </pic:spPr>
+              </pic:pic>
+            </a:graphicData>
+          </a:graphic>
+        </wp:inline>
+      </w:drawing>
+    </w:r>
+  </w:p>
+  <w:p>
+    <w:pPr>
+      <w:jc w:val="center"/>
+    </w:pPr>
+    <w:r>
+      <w:rPr>
+        <w:rFonts w:ascii="Times New Roman" w:hAnsi="Times New Roman"/>
+        <w:b w:val="0"/>
+        <w:color w:val="000000"/>
+        <w:sz w:val="16"/>
+      </w:rPr>
+      <w:t>________________________________________________________________________________</w:t>
+    </w:r>
+  </w:p>
+</w:hdr>
 </file>
 
 <file path=word/numbering.xml><?xml version="1.0" encoding="utf-8"?>
